--- a/public/templates/Verbale_con_placeholder.docx
+++ b/public/templates/Verbale_con_placeholder.docx
@@ -1,40 +1,26 @@
 
 <file path=word/document.xml><?xml version="1.0" encoding="utf-8"?>
-<w:document xmlns:r="http://schemas.openxmlformats.org/officeDocument/2006/relationships" xmlns:wp="http://schemas.openxmlformats.org/drawingml/2006/wordprocessingDrawing" xmlns:w="http://schemas.openxmlformats.org/wordprocessingml/2006/main" xmlns:w10="urn:schemas-microsoft-com:office:word" xmlns:w14="http://schemas.microsoft.com/office/word/2010/wordml" xmlns:wps="http://schemas.microsoft.com/office/word/2010/wordprocessingShape" xmlns:wpg="http://schemas.microsoft.com/office/word/2010/wordprocessingGroup" xmlns:mc="http://schemas.openxmlformats.org/markup-compatibility/2006" xmlns:v="urn:schemas-microsoft-com:vml" xmlns:o="urn:schemas-microsoft-com:office:office" xmlns:m="http://schemas.openxmlformats.org/officeDocument/2006/math" mc:Ignorable="w14">
+<w:document xmlns:wpc="http://schemas.microsoft.com/office/word/2010/wordprocessingCanvas" xmlns:cx="http://schemas.microsoft.com/office/drawing/2014/chartex" xmlns:cx1="http://schemas.microsoft.com/office/drawing/2015/9/8/chartex" xmlns:cx2="http://schemas.microsoft.com/office/drawing/2015/10/21/chartex" xmlns:cx3="http://schemas.microsoft.com/office/drawing/2016/5/9/chartex" xmlns:cx4="http://schemas.microsoft.com/office/drawing/2016/5/10/chartex" xmlns:cx5="http://schemas.microsoft.com/office/drawing/2016/5/11/chartex" xmlns:cx6="http://schemas.microsoft.com/office/drawing/2016/5/12/chartex" xmlns:cx7="http://schemas.microsoft.com/office/drawing/2016/5/13/chartex" xmlns:cx8="http://schemas.microsoft.com/office/drawing/2016/5/14/chartex" xmlns:mc="http://schemas.openxmlformats.org/markup-compatibility/2006" xmlns:aink="http://schemas.microsoft.com/office/drawing/2016/ink" xmlns:am3d="http://schemas.microsoft.com/office/drawing/2017/model3d" xmlns:o="urn:schemas-microsoft-com:office:office" xmlns:oel="http://schemas.microsoft.com/office/2019/extlst" xmlns:r="http://schemas.openxmlformats.org/officeDocument/2006/relationships" xmlns:m="http://schemas.openxmlformats.org/officeDocument/2006/math" xmlns:v="urn:schemas-microsoft-com:vml" xmlns:wp14="http://schemas.microsoft.com/office/word/2010/wordprocessingDrawing" xmlns:wp="http://schemas.openxmlformats.org/drawingml/2006/wordprocessingDrawing" xmlns:w10="urn:schemas-microsoft-com:office:word" xmlns:w="http://schemas.openxmlformats.org/wordprocessingml/2006/main" xmlns:w14="http://schemas.microsoft.com/office/word/2010/wordml" xmlns:w15="http://schemas.microsoft.com/office/word/2012/wordml" xmlns:w16cex="http://schemas.microsoft.com/office/word/2018/wordml/cex" xmlns:w16cid="http://schemas.microsoft.com/office/word/2016/wordml/cid" xmlns:w16="http://schemas.microsoft.com/office/word/2018/wordml" xmlns:w16du="http://schemas.microsoft.com/office/word/2023/wordml/word16du" xmlns:w16sdtdh="http://schemas.microsoft.com/office/word/2020/wordml/sdtdatahash" xmlns:w16sdtfl="http://schemas.microsoft.com/office/word/2024/wordml/sdtformatlock" xmlns:w16se="http://schemas.microsoft.com/office/word/2015/wordml/symex" xmlns:wpg="http://schemas.microsoft.com/office/word/2010/wordprocessingGroup" xmlns:wpi="http://schemas.microsoft.com/office/word/2010/wordprocessingInk" xmlns:wne="http://schemas.microsoft.com/office/word/2006/wordml" xmlns:wps="http://schemas.microsoft.com/office/word/2010/wordprocessingShape" mc:Ignorable="w14 w15 w16se w16cid w16 w16cex w16sdtdh w16sdtfl w16du wp14">
   <w:body>
     <w:p>
       <w:pPr>
         <w:pStyle w:val="Body"/>
         <w:jc w:val="center"/>
         <w:rPr>
-          <w:rFonts w:ascii="IBM Plex Sans" w:cs="IBM Plex Sans" w:hAnsi="IBM Plex Sans" w:eastAsia="IBM Plex Sans"/>
-          <w:outline w:val="0"/>
-          <w:color w:val="00b050"/>
+          <w:rFonts w:ascii="IBM Plex Sans" w:eastAsia="IBM Plex Sans" w:hAnsi="IBM Plex Sans" w:cs="IBM Plex Sans"/>
+          <w:color w:val="00B050"/>
           <w:sz w:val="36"/>
           <w:szCs w:val="36"/>
-          <w:u w:color="00b050"/>
-          <w14:textFill>
-            <w14:solidFill>
-              <w14:srgbClr w14:val="00B050"/>
-            </w14:solidFill>
-          </w14:textFill>
-        </w:rPr>
-      </w:pPr>
-      <w:r>
-        <w:rPr>
-          <w:rFonts w:ascii="IBM Plex Sans" w:cs="IBM Plex Sans" w:hAnsi="IBM Plex Sans" w:eastAsia="IBM Plex Sans"/>
-          <w:outline w:val="0"/>
-          <w:color w:val="00b050"/>
+          <w:u w:color="00B050"/>
+        </w:rPr>
+      </w:pPr>
+      <w:r>
+        <w:rPr>
+          <w:rFonts w:ascii="IBM Plex Sans" w:eastAsia="IBM Plex Sans" w:hAnsi="IBM Plex Sans" w:cs="IBM Plex Sans"/>
+          <w:color w:val="00B050"/>
           <w:sz w:val="36"/>
           <w:szCs w:val="36"/>
-          <w:u w:color="00b050"/>
-          <w:rtl w:val="0"/>
-          <w:lang w:val="it-IT"/>
-          <w14:textFill>
-            <w14:solidFill>
-              <w14:srgbClr w14:val="00B050"/>
-            </w14:solidFill>
-          </w14:textFill>
+          <w:u w:color="00B050"/>
         </w:rPr>
         <w:t xml:space="preserve">Verbale per il rilascio </w:t>
       </w:r>
@@ -44,108 +30,22 @@
         <w:pStyle w:val="Body"/>
         <w:jc w:val="center"/>
         <w:rPr>
-          <w:rFonts w:ascii="IBM Plex Sans" w:cs="IBM Plex Sans" w:hAnsi="IBM Plex Sans" w:eastAsia="IBM Plex Sans"/>
-          <w:outline w:val="0"/>
-          <w:color w:val="00b050"/>
+          <w:rFonts w:ascii="IBM Plex Sans" w:eastAsia="IBM Plex Sans" w:hAnsi="IBM Plex Sans" w:cs="IBM Plex Sans"/>
+          <w:color w:val="00B050"/>
           <w:sz w:val="36"/>
           <w:szCs w:val="36"/>
-          <w:u w:color="00b050"/>
-          <w14:textFill>
-            <w14:solidFill>
-              <w14:srgbClr w14:val="00B050"/>
-            </w14:solidFill>
-          </w14:textFill>
-        </w:rPr>
-      </w:pPr>
-      <w:r>
-        <w:rPr>
-          <w:rFonts w:ascii="IBM Plex Sans" w:cs="IBM Plex Sans" w:hAnsi="IBM Plex Sans" w:eastAsia="IBM Plex Sans"/>
-          <w:outline w:val="0"/>
-          <w:color w:val="00b050"/>
+          <w:u w:color="00B050"/>
+        </w:rPr>
+      </w:pPr>
+      <w:r>
+        <w:rPr>
+          <w:rFonts w:ascii="IBM Plex Sans" w:eastAsia="IBM Plex Sans" w:hAnsi="IBM Plex Sans" w:cs="IBM Plex Sans"/>
+          <w:color w:val="00B050"/>
           <w:sz w:val="36"/>
           <w:szCs w:val="36"/>
-          <w:u w:color="00b050"/>
-          <w:rtl w:val="0"/>
-          <w:lang w:val="it-IT"/>
-          <w14:textFill>
-            <w14:solidFill>
-              <w14:srgbClr w14:val="00B050"/>
-            </w14:solidFill>
-          </w14:textFill>
-        </w:rPr>
-        <w:t>dell</w:t>
-      </w:r>
-      <w:r>
-        <w:rPr>
-          <w:rFonts w:ascii="IBM Plex Sans" w:cs="IBM Plex Sans" w:hAnsi="IBM Plex Sans" w:eastAsia="IBM Plex Sans"/>
-          <w:outline w:val="0"/>
-          <w:color w:val="00b050"/>
-          <w:sz w:val="36"/>
-          <w:szCs w:val="36"/>
-          <w:u w:color="00b050"/>
-          <w:rtl w:val="0"/>
-          <w:lang w:val="it-IT"/>
-          <w14:textFill>
-            <w14:solidFill>
-              <w14:srgbClr w14:val="00B050"/>
-            </w14:solidFill>
-          </w14:textFill>
-        </w:rPr>
-        <w:t>’</w:t>
-      </w:r>
-      <w:r>
-        <w:rPr>
-          <w:rFonts w:ascii="IBM Plex Sans" w:cs="IBM Plex Sans" w:hAnsi="IBM Plex Sans" w:eastAsia="IBM Plex Sans"/>
-          <w:outline w:val="0"/>
-          <w:color w:val="00b050"/>
-          <w:sz w:val="36"/>
-          <w:szCs w:val="36"/>
-          <w:u w:color="00b050"/>
-          <w:rtl w:val="0"/>
-          <w:lang w:val="it-IT"/>
-          <w14:textFill>
-            <w14:solidFill>
-              <w14:srgbClr w14:val="00B050"/>
-            </w14:solidFill>
-          </w14:textFill>
-        </w:rPr>
-        <w:t>attestato di partecipazione con il riconoscimento di abilit</w:t>
-      </w:r>
-      <w:r>
-        <w:rPr>
-          <w:rFonts w:ascii="IBM Plex Sans" w:cs="IBM Plex Sans" w:hAnsi="IBM Plex Sans" w:eastAsia="IBM Plex Sans"/>
-          <w:outline w:val="0"/>
-          <w:color w:val="00b050"/>
-          <w:sz w:val="36"/>
-          <w:szCs w:val="36"/>
-          <w:u w:color="00b050"/>
-          <w:rtl w:val="0"/>
-          <w:lang w:val="it-IT"/>
-          <w14:textFill>
-            <w14:solidFill>
-              <w14:srgbClr w14:val="00B050"/>
-            </w14:solidFill>
-          </w14:textFill>
-        </w:rPr>
-        <w:t xml:space="preserve">à </w:t>
-      </w:r>
-      <w:r>
-        <w:rPr>
-          <w:rFonts w:ascii="IBM Plex Sans" w:cs="IBM Plex Sans" w:hAnsi="IBM Plex Sans" w:eastAsia="IBM Plex Sans"/>
-          <w:outline w:val="0"/>
-          <w:color w:val="00b050"/>
-          <w:sz w:val="36"/>
-          <w:szCs w:val="36"/>
-          <w:u w:color="00b050"/>
-          <w:rtl w:val="0"/>
-          <w:lang w:val="it-IT"/>
-          <w14:textFill>
-            <w14:solidFill>
-              <w14:srgbClr w14:val="00B050"/>
-            </w14:solidFill>
-          </w14:textFill>
-        </w:rPr>
-        <w:t>e conoscenze</w:t>
+          <w:u w:color="00B050"/>
+        </w:rPr>
+        <w:t>dell’attestato di partecipazione con il riconoscimento di abilità e conoscenze</w:t>
       </w:r>
     </w:p>
     <w:p>
@@ -153,87 +53,33 @@
         <w:pStyle w:val="Body"/>
         <w:jc w:val="center"/>
         <w:rPr>
-          <w:rFonts w:ascii="Avenir Next Regular" w:cs="Avenir Next Regular" w:hAnsi="Avenir Next Regular" w:eastAsia="Avenir Next Regular"/>
-          <w:b w:val="1"/>
-          <w:bCs w:val="1"/>
-          <w:outline w:val="0"/>
+          <w:rFonts w:ascii="Avenir Next Regular" w:eastAsia="Avenir Next Regular" w:hAnsi="Avenir Next Regular" w:cs="Avenir Next Regular"/>
+          <w:b/>
+          <w:bCs/>
           <w:color w:val="424242"/>
           <w:sz w:val="24"/>
           <w:szCs w:val="24"/>
           <w:u w:color="424242"/>
-          <w14:textFill>
-            <w14:solidFill>
-              <w14:srgbClr w14:val="424242"/>
-            </w14:solidFill>
-          </w14:textFill>
         </w:rPr>
       </w:pPr>
       <w:r>
         <w:rPr>
           <w:rFonts w:ascii="Avenir Next Regular" w:hAnsi="Avenir Next Regular"/>
-          <w:b w:val="1"/>
-          <w:bCs w:val="1"/>
-          <w:outline w:val="0"/>
+          <w:b/>
+          <w:bCs/>
           <w:color w:val="424242"/>
           <w:sz w:val="24"/>
           <w:szCs w:val="24"/>
           <w:u w:color="424242"/>
-          <w:rtl w:val="0"/>
-          <w:lang w:val="it-IT"/>
-          <w14:textFill>
-            <w14:solidFill>
-              <w14:srgbClr w14:val="424242"/>
-            </w14:solidFill>
-          </w14:textFill>
-        </w:rPr>
-        <w:t>Garanzia Occupabilit</w:t>
-      </w:r>
-      <w:r>
-        <w:rPr>
-          <w:rFonts w:ascii="Avenir Next Regular" w:hAnsi="Avenir Next Regular" w:hint="default"/>
-          <w:b w:val="1"/>
-          <w:bCs w:val="1"/>
-          <w:outline w:val="0"/>
-          <w:color w:val="424242"/>
-          <w:sz w:val="24"/>
-          <w:szCs w:val="24"/>
-          <w:u w:color="424242"/>
-          <w:rtl w:val="0"/>
-          <w:lang w:val="it-IT"/>
-          <w14:textFill>
-            <w14:solidFill>
-              <w14:srgbClr w14:val="424242"/>
-            </w14:solidFill>
-          </w14:textFill>
-        </w:rPr>
-        <w:t xml:space="preserve">à </w:t>
-      </w:r>
-      <w:r>
-        <w:rPr>
-          <w:rFonts w:ascii="Avenir Next Regular" w:hAnsi="Avenir Next Regular"/>
-          <w:b w:val="1"/>
-          <w:bCs w:val="1"/>
-          <w:outline w:val="0"/>
-          <w:color w:val="424242"/>
-          <w:sz w:val="24"/>
-          <w:szCs w:val="24"/>
-          <w:u w:color="424242"/>
-          <w:rtl w:val="0"/>
-          <w:lang w:val="it-IT"/>
-          <w14:textFill>
-            <w14:solidFill>
-              <w14:srgbClr w14:val="424242"/>
-            </w14:solidFill>
-          </w14:textFill>
-        </w:rPr>
-        <w:t>Lavoratori</w:t>
-      </w:r>
-    </w:p>
-    <w:p>
-      <w:pPr>
-        <w:pStyle w:val="Body"/>
-        <w:rPr>
-          <w:rFonts w:ascii="Trebuchet MS" w:cs="Trebuchet MS" w:hAnsi="Trebuchet MS" w:eastAsia="Trebuchet MS"/>
+        </w:rPr>
+        <w:t>Garanzia Occupabilità Lavoratori</w:t>
+      </w:r>
+    </w:p>
+    <w:p>
+      <w:pPr>
+        <w:pStyle w:val="Body"/>
+        <w:rPr>
+          <w:rFonts w:ascii="Trebuchet MS" w:eastAsia="Trebuchet MS" w:hAnsi="Trebuchet MS" w:cs="Trebuchet MS"/>
         </w:rPr>
       </w:pPr>
     </w:p>
@@ -258,10 +104,6 @@
         <w:pStyle w:val="Body"/>
       </w:pPr>
       <w:r>
-        <w:rPr>
-          <w:rtl w:val="0"/>
-          <w:lang w:val="it-IT"/>
-        </w:rPr>
         <w:t xml:space="preserve">2. Responsabile della Certificazione delle competenze: </w:t>
       </w:r>
     </w:p>
@@ -269,8 +111,13 @@
       <w:pPr>
         <w:pStyle w:val="Body"/>
       </w:pPr>
-      <w:r>
-        <w:t>Nome  {{RESP_CERT_NOME}}</w:t>
+      <w:proofErr w:type="gramStart"/>
+      <w:r>
+        <w:t>Nome  {</w:t>
+      </w:r>
+      <w:proofErr w:type="gramEnd"/>
+      <w:r>
+        <w:t>{RESP_CERT_NOME}}</w:t>
       </w:r>
     </w:p>
     <w:p>
@@ -286,15 +133,39 @@
         <w:pStyle w:val="Body"/>
       </w:pPr>
       <w:r>
-        <w:t xml:space="preserve"> nato il {{RESP_CERT_DATA_NASCITA}} a (Città) {{RESP_CERT_CITTA_NASCITA}} </w:t>
-      </w:r>
-    </w:p>
-    <w:p>
-      <w:pPr>
-        <w:pStyle w:val="Body"/>
-      </w:pPr>
-      <w:r>
-        <w:t>Provincia di {{RESP_CERT_CITTA_NASCITA}} residente a {{RESP_CERT_CITTA_RESIDENZA}}</w:t>
+        <w:t xml:space="preserve"> nato il {{RESP_CERT_DATA_NASCITA}} a (Città) {{RESP_CERT_</w:t>
+      </w:r>
+      <w:proofErr w:type="gramStart"/>
+      <w:r>
+        <w:t>CITTA</w:t>
+      </w:r>
+      <w:proofErr w:type="gramEnd"/>
+      <w:r>
+        <w:t xml:space="preserve">_NASCITA}} </w:t>
+      </w:r>
+    </w:p>
+    <w:p>
+      <w:pPr>
+        <w:pStyle w:val="Body"/>
+      </w:pPr>
+      <w:r>
+        <w:t>Provincia di {{RESP_CERT_</w:t>
+      </w:r>
+      <w:proofErr w:type="gramStart"/>
+      <w:r>
+        <w:t>CITTA</w:t>
+      </w:r>
+      <w:proofErr w:type="gramEnd"/>
+      <w:r>
+        <w:t>_NASCITA}} residente a {{RESP_CERT_</w:t>
+      </w:r>
+      <w:proofErr w:type="gramStart"/>
+      <w:r>
+        <w:t>CITTA</w:t>
+      </w:r>
+      <w:proofErr w:type="gramEnd"/>
+      <w:r>
+        <w:t>_RESIDENZA}}</w:t>
       </w:r>
     </w:p>
     <w:p>
@@ -307,20 +178,13 @@
     </w:p>
     <w:p>
       <w:pPr>
-        <w:pStyle w:val="List Paragraph"/>
+        <w:pStyle w:val="ListParagraph"/>
         <w:numPr>
           <w:ilvl w:val="0"/>
           <w:numId w:val="2"/>
         </w:numPr>
-        <w:rPr>
-          <w:lang w:val="it-IT"/>
-        </w:rPr>
-      </w:pPr>
-      <w:r>
-        <w:rPr>
-          <w:rtl w:val="0"/>
-          <w:lang w:val="it-IT"/>
-        </w:rPr>
+      </w:pPr>
+      <w:r>
         <w:t xml:space="preserve">Risorse coinvolte </w:t>
       </w:r>
     </w:p>
@@ -345,23 +209,20 @@
         <w:pStyle w:val="Body"/>
       </w:pPr>
       <w:r>
-        <w:rPr>
-          <w:rtl w:val="0"/>
-          <w:lang w:val="it-IT"/>
-        </w:rPr>
-        <w:t>fase: definizione criteri e/o prove di accertamento, accertamento, valutazione conclusiva, compilazione e/o rilascio dell</w:t>
-      </w:r>
-      <w:r>
-        <w:rPr>
-          <w:rtl w:val="1"/>
+        <w:t xml:space="preserve">fase: definizione criteri e/o prove di accertamento, accertamento, valutazione conclusiva, compilazione e/o rilascio </w:t>
+      </w:r>
+      <w:proofErr w:type="spellStart"/>
+      <w:r>
+        <w:t>dell</w:t>
+      </w:r>
+      <w:proofErr w:type="spellEnd"/>
+      <w:r>
+        <w:rPr>
+          <w:rtl/>
         </w:rPr>
         <w:t>’</w:t>
       </w:r>
       <w:r>
-        <w:rPr>
-          <w:rtl w:val="0"/>
-          <w:lang w:val="it-IT"/>
-        </w:rPr>
         <w:t>Attestato</w:t>
       </w:r>
     </w:p>
@@ -378,10 +239,6 @@
         <w:pStyle w:val="Body"/>
       </w:pPr>
       <w:r>
-        <w:rPr>
-          <w:rtl w:val="0"/>
-          <w:lang w:val="it-IT"/>
-        </w:rPr>
         <w:t>qualifica: Supervisore</w:t>
       </w:r>
     </w:p>
@@ -390,23 +247,20 @@
         <w:pStyle w:val="Body"/>
       </w:pPr>
       <w:r>
-        <w:rPr>
-          <w:rtl w:val="0"/>
-          <w:lang w:val="it-IT"/>
-        </w:rPr>
-        <w:t>fase: definizione criteri e/o prove di accertamento, accertamento, valutazione conclusiva, compilazione e/o rilascio dell</w:t>
-      </w:r>
-      <w:r>
-        <w:rPr>
-          <w:rtl w:val="1"/>
+        <w:t xml:space="preserve">fase: definizione criteri e/o prove di accertamento, accertamento, valutazione conclusiva, compilazione e/o rilascio </w:t>
+      </w:r>
+      <w:proofErr w:type="spellStart"/>
+      <w:r>
+        <w:t>dell</w:t>
+      </w:r>
+      <w:proofErr w:type="spellEnd"/>
+      <w:r>
+        <w:rPr>
+          <w:rtl/>
         </w:rPr>
         <w:t>’</w:t>
       </w:r>
       <w:r>
-        <w:rPr>
-          <w:rtl w:val="0"/>
-          <w:lang w:val="it-IT"/>
-        </w:rPr>
         <w:t>Attestato</w:t>
       </w:r>
     </w:p>
@@ -415,10 +269,6 @@
         <w:pStyle w:val="Body"/>
       </w:pPr>
       <w:r>
-        <w:rPr>
-          <w:rtl w:val="0"/>
-          <w:lang w:val="it-IT"/>
-        </w:rPr>
         <w:t xml:space="preserve">4. Candidati </w:t>
       </w:r>
     </w:p>
@@ -427,47 +277,29 @@
         <w:pStyle w:val="Body"/>
       </w:pPr>
       <w:r>
-        <w:t>{{PARTECIPANTE 1}}</w:t>
-      </w:r>
-    </w:p>
-    <w:p>
-      <w:pPr>
-        <w:pStyle w:val="Body"/>
-      </w:pPr>
-      <w:r>
-        <w:t>{{PARTECIPANTE 2}}</w:t>
-      </w:r>
-    </w:p>
-    <w:p>
-      <w:pPr>
-        <w:pStyle w:val="Body"/>
-      </w:pPr>
-      <w:r>
-        <w:t>{{PARTECIPANTE 3}}</w:t>
-      </w:r>
-    </w:p>
-    <w:p>
-      <w:pPr>
-        <w:pStyle w:val="Body"/>
-      </w:pPr>
-      <w:r>
-        <w:t>{{PARTECIPANTE 4}}</w:t>
-      </w:r>
-    </w:p>
-    <w:p>
-      <w:pPr>
-        <w:pStyle w:val="Body"/>
-        <w:rPr>
-          <w:b w:val="1"/>
-          <w:bCs w:val="1"/>
-        </w:rPr>
-      </w:pPr>
-      <w:r>
-        <w:rPr>
-          <w:b w:val="1"/>
-          <w:bCs w:val="1"/>
-          <w:rtl w:val="0"/>
-          <w:lang w:val="it-IT"/>
+        <w:t>{{#PARTECIPANTI}}</w:t>
+      </w:r>
+      <w:r>
+        <w:br/>
+        <w:t>- {{nome}} {{cognome}}</w:t>
+      </w:r>
+      <w:r>
+        <w:br/>
+        <w:t>{{/PARTECIPANTI}}</w:t>
+      </w:r>
+    </w:p>
+    <w:p>
+      <w:pPr>
+        <w:pStyle w:val="Body"/>
+        <w:rPr>
+          <w:b/>
+          <w:bCs/>
+        </w:rPr>
+      </w:pPr>
+      <w:r>
+        <w:rPr>
+          <w:b/>
+          <w:bCs/>
         </w:rPr>
         <w:t xml:space="preserve">5. Processo </w:t>
       </w:r>
@@ -477,10 +309,6 @@
         <w:pStyle w:val="Body"/>
       </w:pPr>
       <w:r>
-        <w:rPr>
-          <w:rtl w:val="0"/>
-          <w:lang w:val="it-IT"/>
-        </w:rPr>
         <w:t xml:space="preserve">5.1. accertamento </w:t>
       </w:r>
     </w:p>
@@ -489,10 +317,13 @@
         <w:pStyle w:val="Body"/>
       </w:pPr>
       <w:r>
+        <w:rPr>
+          <w:noProof/>
+        </w:rPr>
         <mc:AlternateContent>
           <mc:Choice Requires="wps">
-            <w:drawing xmlns:a="http://schemas.openxmlformats.org/drawingml/2006/main">
-              <wp:anchor distT="0" distB="0" distL="0" distR="0" simplePos="0" relativeHeight="251657216" behindDoc="1" locked="0" layoutInCell="1" allowOverlap="1">
+            <w:drawing>
+              <wp:anchor distT="0" distB="0" distL="0" distR="0" simplePos="0" relativeHeight="251657216" behindDoc="1" locked="0" layoutInCell="1" allowOverlap="1" wp14:anchorId="5B7E57B4" wp14:editId="18F77D11">
                 <wp:simplePos x="0" y="0"/>
                 <wp:positionH relativeFrom="page">
                   <wp:posOffset>428101</wp:posOffset>
@@ -533,9 +364,6 @@
                               <w:pStyle w:val="Body"/>
                             </w:pPr>
                             <w:r>
-                              <w:rPr>
-                                <w:rtl w:val="0"/>
-                              </w:rPr>
                               <w:t>X</w:t>
                             </w:r>
                           </w:p>
@@ -552,34 +380,31 @@
           </mc:Choice>
           <mc:Fallback>
             <w:pict>
-              <v:shape id="_x0000_s1026" type="#_x0000_t202" style="visibility:visible;position:absolute;margin-left:33.7pt;margin-top:19.9pt;width:18.2pt;height:20.6pt;z-index:-251659264;mso-position-horizontal:absolute;mso-position-horizontal-relative:page;mso-position-vertical:absolute;mso-position-vertical-relative:line;mso-wrap-distance-left:0.0pt;mso-wrap-distance-top:0.0pt;mso-wrap-distance-right:0.0pt;mso-wrap-distance-bottom:0.0pt;">
-                <v:fill color="#FFFFFF" opacity="100.0%" type="solid"/>
-                <v:stroke on="f" weight="1.0pt" dashstyle="solid" endcap="flat" miterlimit="400.0%" joinstyle="miter" linestyle="single" startarrow="none" startarrowwidth="medium" startarrowlength="medium" endarrow="none" endarrowwidth="medium" endarrowlength="medium"/>
-                <v:textbox>
+              <v:shapetype w14:anchorId="5B7E57B4" id="_x0000_t202" coordsize="21600,21600" o:spt="202" path="m,l,21600r21600,l21600,xe">
+                <v:stroke joinstyle="miter"/>
+                <v:path gradientshapeok="t" o:connecttype="rect"/>
+              </v:shapetype>
+              <v:shape id="officeArt object" o:spid="_x0000_s1026" type="#_x0000_t202" alt="Casella di testo 6" style="position:absolute;margin-left:33.7pt;margin-top:19.9pt;width:18.2pt;height:20.55pt;z-index:-251659264;visibility:visible;mso-wrap-style:square;mso-wrap-distance-left:0;mso-wrap-distance-top:0;mso-wrap-distance-right:0;mso-wrap-distance-bottom:0;mso-position-horizontal:absolute;mso-position-horizontal-relative:page;mso-position-vertical:absolute;mso-position-vertical-relative:line;v-text-anchor:top" o:gfxdata="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" stroked="f" strokeweight="1pt">
+                <v:stroke miterlimit="4"/>
+                <v:textbox inset="1.27mm,1.27mm,1.27mm,1.27mm">
                   <w:txbxContent>
                     <w:p>
                       <w:pPr>
                         <w:pStyle w:val="Body"/>
                       </w:pPr>
                       <w:r>
-                        <w:rPr>
-                          <w:rtl w:val="0"/>
-                        </w:rPr>
                         <w:t>X</w:t>
                       </w:r>
                     </w:p>
                   </w:txbxContent>
                 </v:textbox>
-                <w10:wrap type="none" side="bothSides" anchorx="page"/>
+                <w10:wrap anchorx="page" anchory="line"/>
               </v:shape>
             </w:pict>
           </mc:Fallback>
         </mc:AlternateContent>
       </w:r>
       <w:r>
-        <w:rPr>
-          <w:rtl w:val="0"/>
-        </w:rPr>
         <w:t>5.1.1. forme</w:t>
       </w:r>
     </w:p>
@@ -588,24 +413,15 @@
         <w:pStyle w:val="Body"/>
       </w:pPr>
       <w:r>
-        <w:rPr>
-          <w:rtl w:val="0"/>
-        </w:rPr>
         <w:t xml:space="preserve"> </w:t>
       </w:r>
       <w:r>
         <w:rPr>
-          <w:rFonts w:ascii="Segoe UI Symbol" w:cs="Segoe UI Symbol" w:hAnsi="Segoe UI Symbol" w:eastAsia="Segoe UI Symbol"/>
-          <w:rtl w:val="0"/>
-          <w:lang w:val="it-IT"/>
+          <w:rFonts w:ascii="Segoe UI Symbol" w:eastAsia="Segoe UI Symbol" w:hAnsi="Segoe UI Symbol" w:cs="Segoe UI Symbol"/>
         </w:rPr>
         <w:t>☐</w:t>
       </w:r>
       <w:r>
-        <w:rPr>
-          <w:rtl w:val="0"/>
-          <w:lang w:val="it-IT"/>
-        </w:rPr>
         <w:t xml:space="preserve"> solo prove</w:t>
       </w:r>
     </w:p>
@@ -614,24 +430,15 @@
         <w:pStyle w:val="Body"/>
       </w:pPr>
       <w:r>
-        <w:rPr>
-          <w:rtl w:val="0"/>
-        </w:rPr>
         <w:t xml:space="preserve"> </w:t>
       </w:r>
       <w:r>
         <w:rPr>
-          <w:rFonts w:ascii="Segoe UI Symbol" w:cs="Segoe UI Symbol" w:hAnsi="Segoe UI Symbol" w:eastAsia="Segoe UI Symbol"/>
-          <w:rtl w:val="0"/>
-          <w:lang w:val="it-IT"/>
+          <w:rFonts w:ascii="Segoe UI Symbol" w:eastAsia="Segoe UI Symbol" w:hAnsi="Segoe UI Symbol" w:cs="Segoe UI Symbol"/>
         </w:rPr>
         <w:t>☐</w:t>
       </w:r>
       <w:r>
-        <w:rPr>
-          <w:rtl w:val="0"/>
-          <w:lang w:val="it-IT"/>
-        </w:rPr>
         <w:t xml:space="preserve"> prove ed analisi documentale </w:t>
       </w:r>
     </w:p>
@@ -639,16 +446,16 @@
       <w:pPr>
         <w:pStyle w:val="Body"/>
         <w:rPr>
-          <w:b w:val="1"/>
-          <w:bCs w:val="1"/>
-        </w:rPr>
-      </w:pPr>
-      <w:r>
-        <w:rPr>
-          <w:b w:val="1"/>
-          <w:bCs w:val="1"/>
-          <w:rtl w:val="0"/>
-        </w:rPr>
+          <w:b/>
+          <w:bCs/>
+        </w:rPr>
+      </w:pPr>
+      <w:r>
+        <w:rPr>
+          <w:b/>
+          <w:bCs/>
+        </w:rPr>
+        <w:lastRenderedPageBreak/>
         <w:t>5.1.2. prove</w:t>
       </w:r>
     </w:p>
@@ -657,23 +464,21 @@
         <w:pStyle w:val="Body"/>
       </w:pPr>
       <w:r>
-        <w:t>{{VERBALE_DESCRIZIONE_PROVA}}</w:t>
-      </w:r>
-    </w:p>
-    <w:p>
-      <w:pPr>
-        <w:pStyle w:val="Body"/>
-        <w:rPr>
-          <w:b w:val="1"/>
-          <w:bCs w:val="1"/>
-        </w:rPr>
-      </w:pPr>
-      <w:r>
-        <w:rPr>
-          <w:b w:val="1"/>
-          <w:bCs w:val="1"/>
-          <w:rtl w:val="0"/>
-          <w:lang w:val="it-IT"/>
+        <w:t>Numero 1 prova scritta con valutazione dei temi trattati durante il corso di formazione preparata ad hoc seguendo la metodologia adottata nel corso</w:t>
+      </w:r>
+    </w:p>
+    <w:p>
+      <w:pPr>
+        <w:pStyle w:val="Body"/>
+        <w:rPr>
+          <w:b/>
+          <w:bCs/>
+        </w:rPr>
+      </w:pPr>
+      <w:r>
+        <w:rPr>
+          <w:b/>
+          <w:bCs/>
         </w:rPr>
         <w:t>5.1.3. criteri, indicatori e pesi</w:t>
       </w:r>
@@ -683,87 +488,59 @@
         <w:pStyle w:val="Body"/>
       </w:pPr>
       <w:r>
-        <w:t>{{VERBALE_CRITERI}}</w:t>
-      </w:r>
-    </w:p>
-    <w:p>
-      <w:pPr>
-        <w:pStyle w:val="Body"/>
-      </w:pPr>
-      <w:r>
-        <w:t>{{VERBALE_INDICATORI}}</w:t>
-      </w:r>
-    </w:p>
-    <w:p>
-      <w:pPr>
-        <w:pStyle w:val="Body"/>
-      </w:pPr>
-      <w:r>
-        <w:t>{{VERBALE_PESO}}</w:t>
-      </w:r>
-    </w:p>
-    <w:p>
-      <w:pPr>
-        <w:pStyle w:val="Body"/>
-        <w:rPr>
-          <w:b w:val="1"/>
-          <w:bCs w:val="1"/>
-        </w:rPr>
-      </w:pPr>
-      <w:r>
-        <w:rPr>
-          <w:b w:val="1"/>
-          <w:bCs w:val="1"/>
-          <w:rtl w:val="0"/>
-          <w:lang w:val="it-IT"/>
-        </w:rPr>
-        <w:t xml:space="preserve"> 5.1.4. modalit</w:t>
-      </w:r>
-      <w:r>
-        <w:rPr>
-          <w:b w:val="1"/>
-          <w:bCs w:val="1"/>
-          <w:rtl w:val="0"/>
-        </w:rPr>
-        <w:t>à</w:t>
-      </w:r>
-    </w:p>
-    <w:p>
-      <w:pPr>
-        <w:pStyle w:val="Body"/>
-      </w:pPr>
-      <w:r>
-        <w:rPr>
-          <w:rtl w:val="0"/>
-          <w:lang w:val="it-IT"/>
-        </w:rPr>
-        <w:t xml:space="preserve">La prova </w:t>
-      </w:r>
-      <w:r>
-        <w:rPr>
-          <w:rtl w:val="0"/>
-          <w:lang w:val="it-IT"/>
-        </w:rPr>
+        <w:t>Il p</w:t>
+      </w:r>
+      <w:r>
+        <w:t xml:space="preserve">artecipante deve dimostrare di sapere affrontare e superare almeno il 60% delle richieste della prova gli indicatori sono correttezza della conoscenza delle risposte essendo la prova unica, il 100% del peso della valutazione </w:t>
+      </w:r>
+      <w:r>
         <w:t xml:space="preserve">è </w:t>
       </w:r>
       <w:r>
-        <w:rPr>
-          <w:rtl w:val="0"/>
-          <w:lang w:val="it-IT"/>
-        </w:rPr>
-        <w:t>stata svolta in classe sotto la supervisione del trainer nel corso in un</w:t>
-      </w:r>
-      <w:r>
-        <w:rPr>
-          <w:rtl w:val="1"/>
+        <w:t>misurato su di essa</w:t>
+      </w:r>
+      <w:r>
+        <w:t>.</w:t>
+      </w:r>
+    </w:p>
+    <w:p>
+      <w:pPr>
+        <w:pStyle w:val="Body"/>
+        <w:rPr>
+          <w:b/>
+          <w:bCs/>
+        </w:rPr>
+      </w:pPr>
+      <w:r>
+        <w:rPr>
+          <w:b/>
+          <w:bCs/>
+        </w:rPr>
+        <w:t xml:space="preserve"> 5.1.4. modalità</w:t>
+      </w:r>
+    </w:p>
+    <w:p>
+      <w:pPr>
+        <w:pStyle w:val="Body"/>
+      </w:pPr>
+      <w:r>
+        <w:t xml:space="preserve">La prova è stata svolta in classe sotto la supervisione </w:t>
+      </w:r>
+      <w:proofErr w:type="gramStart"/>
+      <w:r>
+        <w:t>del trainer</w:t>
+      </w:r>
+      <w:proofErr w:type="gramEnd"/>
+      <w:r>
+        <w:t xml:space="preserve"> nel corso in un</w:t>
+      </w:r>
+      <w:r>
+        <w:rPr>
+          <w:rtl/>
         </w:rPr>
         <w:t>’</w:t>
       </w:r>
       <w:r>
-        <w:rPr>
-          <w:rtl w:val="0"/>
-          <w:lang w:val="it-IT"/>
-        </w:rPr>
         <w:t>ora.</w:t>
       </w:r>
     </w:p>
@@ -771,16 +548,14 @@
       <w:pPr>
         <w:pStyle w:val="Body"/>
         <w:rPr>
-          <w:b w:val="1"/>
-          <w:bCs w:val="1"/>
-        </w:rPr>
-      </w:pPr>
-      <w:r>
-        <w:rPr>
-          <w:b w:val="1"/>
-          <w:bCs w:val="1"/>
-          <w:rtl w:val="0"/>
-          <w:lang w:val="it-IT"/>
+          <w:b/>
+          <w:bCs/>
+        </w:rPr>
+      </w:pPr>
+      <w:r>
+        <w:rPr>
+          <w:b/>
+          <w:bCs/>
         </w:rPr>
         <w:t xml:space="preserve">5.2. valutazione </w:t>
       </w:r>
@@ -790,59 +565,29 @@
         <w:pStyle w:val="Body"/>
       </w:pPr>
       <w:r>
-        <w:rPr>
-          <w:rtl w:val="0"/>
-          <w:lang w:val="it-IT"/>
-        </w:rPr>
-        <w:t>5.2.1. modalit</w:t>
-      </w:r>
-      <w:r>
-        <w:rPr>
-          <w:rtl w:val="0"/>
-        </w:rPr>
-        <w:t>à</w:t>
-      </w:r>
-    </w:p>
-    <w:p>
-      <w:pPr>
-        <w:pStyle w:val="Body"/>
-      </w:pPr>
-      <w:r>
-        <w:rPr>
-          <w:rtl w:val="0"/>
-          <w:lang w:val="it-IT"/>
-        </w:rPr>
-        <w:t xml:space="preserve">La valutazione </w:t>
-      </w:r>
-      <w:r>
-        <w:rPr>
-          <w:rtl w:val="0"/>
-          <w:lang w:val="it-IT"/>
-        </w:rPr>
-        <w:t xml:space="preserve">è </w:t>
-      </w:r>
-      <w:r>
-        <w:rPr>
-          <w:rtl w:val="0"/>
-          <w:lang w:val="it-IT"/>
-        </w:rPr>
-        <w:t>stata assegnata come positiva in caso di superamento del 60% di risposte esatte. La valutazione tiene conto dei miglioramenti dello studente durante il corso.</w:t>
-      </w:r>
-    </w:p>
-    <w:p>
-      <w:pPr>
-        <w:pStyle w:val="Body"/>
-        <w:rPr>
-          <w:b w:val="1"/>
-          <w:bCs w:val="1"/>
-        </w:rPr>
-      </w:pPr>
-      <w:r>
-        <w:rPr>
-          <w:b w:val="1"/>
-          <w:bCs w:val="1"/>
-          <w:rtl w:val="0"/>
-          <w:lang w:val="it-IT"/>
+        <w:t>5.2.1. modalità</w:t>
+      </w:r>
+    </w:p>
+    <w:p>
+      <w:pPr>
+        <w:pStyle w:val="Body"/>
+      </w:pPr>
+      <w:r>
+        <w:t>La valutazione è stata assegnata come positiva in caso di superamento del 60% di risposte esatte. La valutazione tiene conto dei miglioramenti dello studente durante il corso.</w:t>
+      </w:r>
+    </w:p>
+    <w:p>
+      <w:pPr>
+        <w:pStyle w:val="Body"/>
+        <w:rPr>
+          <w:b/>
+          <w:bCs/>
+        </w:rPr>
+      </w:pPr>
+      <w:r>
+        <w:rPr>
+          <w:b/>
+          <w:bCs/>
         </w:rPr>
         <w:t>5.2.2. esiti</w:t>
       </w:r>
@@ -852,30 +597,91 @@
         <w:pStyle w:val="Body"/>
       </w:pPr>
       <w:r>
-        <w:t>a) positivi : {{PARTECIPANTE 1}}, {{PARTECIPANTE 2}}, {{PARTECIPANTE 3}}, {{PARTECIPANTE 4}}</w:t>
-      </w:r>
-    </w:p>
-    <w:p>
-      <w:pPr>
-        <w:pStyle w:val="Body"/>
-      </w:pPr>
-      <w:r>
-        <w:rPr>
-          <w:rtl w:val="0"/>
-          <w:lang w:val="it-IT"/>
-        </w:rPr>
-        <w:t>b) negativi : nessuno</w:t>
-      </w:r>
-    </w:p>
-    <w:p>
-      <w:pPr>
-        <w:pStyle w:val="Body"/>
-      </w:pPr>
-      <w:r>
-        <w:rPr>
-          <w:rtl w:val="0"/>
-          <w:lang w:val="it-IT"/>
-        </w:rPr>
+        <w:t xml:space="preserve">a) </w:t>
+      </w:r>
+      <w:proofErr w:type="gramStart"/>
+      <w:r>
+        <w:t>positivi :</w:t>
+      </w:r>
+      <w:proofErr w:type="gramEnd"/>
+      <w:r>
+        <w:t xml:space="preserve"> </w:t>
+      </w:r>
+    </w:p>
+    <w:p>
+      <w:pPr>
+        <w:pStyle w:val="Body"/>
+      </w:pPr>
+      <w:r>
+        <w:rPr>
+          <w:lang w:val="en-US"/>
+        </w:rPr>
+        <w:t>{{#PARTECIPANTI}}</w:t>
+      </w:r>
+      <w:r>
+        <w:rPr>
+          <w:lang w:val="en-US"/>
+        </w:rPr>
+        <w:br/>
+        <w:t>- {{</w:t>
+      </w:r>
+      <w:proofErr w:type="spellStart"/>
+      <w:r>
+        <w:rPr>
+          <w:lang w:val="en-US"/>
+        </w:rPr>
+        <w:t>nome</w:t>
+      </w:r>
+      <w:proofErr w:type="spellEnd"/>
+      <w:r>
+        <w:rPr>
+          <w:lang w:val="en-US"/>
+        </w:rPr>
+        <w:t>}} {{</w:t>
+      </w:r>
+      <w:proofErr w:type="spellStart"/>
+      <w:r>
+        <w:rPr>
+          <w:lang w:val="en-US"/>
+        </w:rPr>
+        <w:t>cognome</w:t>
+      </w:r>
+      <w:proofErr w:type="spellEnd"/>
+      <w:r>
+        <w:rPr>
+          <w:lang w:val="en-US"/>
+        </w:rPr>
+        <w:t>}}</w:t>
+      </w:r>
+      <w:r>
+        <w:rPr>
+          <w:lang w:val="en-US"/>
+        </w:rPr>
+        <w:br/>
+        <w:t>{{/PARTECIPANTI}}</w:t>
+      </w:r>
+    </w:p>
+    <w:p>
+      <w:pPr>
+        <w:pStyle w:val="Body"/>
+      </w:pPr>
+      <w:r>
+        <w:t xml:space="preserve">b) </w:t>
+      </w:r>
+      <w:proofErr w:type="gramStart"/>
+      <w:r>
+        <w:t>negativi :</w:t>
+      </w:r>
+      <w:proofErr w:type="gramEnd"/>
+      <w:r>
+        <w:t xml:space="preserve"> nessuno</w:t>
+      </w:r>
+    </w:p>
+    <w:p>
+      <w:pPr>
+        <w:pStyle w:val="Body"/>
+      </w:pPr>
+      <w:r>
         <w:t>nessuno</w:t>
       </w:r>
     </w:p>
@@ -883,16 +689,14 @@
       <w:pPr>
         <w:pStyle w:val="Body"/>
         <w:rPr>
-          <w:b w:val="1"/>
-          <w:bCs w:val="1"/>
-        </w:rPr>
-      </w:pPr>
-      <w:r>
-        <w:rPr>
-          <w:b w:val="1"/>
-          <w:bCs w:val="1"/>
-          <w:rtl w:val="0"/>
-          <w:lang w:val="it-IT"/>
+          <w:b/>
+          <w:bCs/>
+        </w:rPr>
+      </w:pPr>
+      <w:r>
+        <w:rPr>
+          <w:b/>
+          <w:bCs/>
         </w:rPr>
         <w:t xml:space="preserve"> 5.3. certificazione</w:t>
       </w:r>
@@ -902,37 +706,16 @@
         <w:pStyle w:val="Body"/>
       </w:pPr>
       <w:r>
-        <w:rPr>
-          <w:rtl w:val="0"/>
-        </w:rPr>
         <w:t>L</w:t>
       </w:r>
       <w:r>
         <w:rPr>
-          <w:rtl w:val="1"/>
+          <w:rtl/>
         </w:rPr>
         <w:t>’</w:t>
       </w:r>
       <w:r>
-        <w:rPr>
-          <w:rtl w:val="0"/>
-          <w:lang w:val="it-IT"/>
-        </w:rPr>
-        <w:t xml:space="preserve">attestato </w:t>
-      </w:r>
-      <w:r>
-        <w:rPr>
-          <w:rtl w:val="0"/>
-          <w:lang w:val="it-IT"/>
-        </w:rPr>
-        <w:t xml:space="preserve">è </w:t>
-      </w:r>
-      <w:r>
-        <w:rPr>
-          <w:rtl w:val="0"/>
-          <w:lang w:val="it-IT"/>
-        </w:rPr>
-        <w:t>stato protocollato sulla piattaforma SIUF</w:t>
+        <w:t>attestato è stato protocollato sulla piattaforma SIUF</w:t>
       </w:r>
     </w:p>
     <w:p>
@@ -948,8 +731,11 @@
         <w:pStyle w:val="Body"/>
       </w:pPr>
       <w:r>
-        <w:drawing xmlns:a="http://schemas.openxmlformats.org/drawingml/2006/main">
-          <wp:anchor distT="0" distB="0" distL="0" distR="0" simplePos="0" relativeHeight="251660288" behindDoc="0" locked="0" layoutInCell="1" allowOverlap="1">
+        <w:rPr>
+          <w:noProof/>
+        </w:rPr>
+        <w:drawing>
+          <wp:anchor distT="0" distB="0" distL="0" distR="0" simplePos="0" relativeHeight="251660288" behindDoc="0" locked="0" layoutInCell="1" allowOverlap="1" wp14:anchorId="6985C57F" wp14:editId="4BF68E8D">
             <wp:simplePos x="0" y="0"/>
             <wp:positionH relativeFrom="page">
               <wp:posOffset>457200</wp:posOffset>
@@ -972,9 +758,7 @@
                     </pic:cNvPicPr>
                   </pic:nvPicPr>
                   <pic:blipFill>
-                    <a:blip r:embed="rId4">
-                      <a:extLst/>
-                    </a:blip>
+                    <a:blip r:embed="rId7"/>
                     <a:stretch>
                       <a:fillRect/>
                     </a:stretch>
@@ -1000,10 +784,6 @@
         </w:drawing>
       </w:r>
       <w:r>
-        <w:rPr>
-          <w:rtl w:val="0"/>
-          <w:lang w:val="it-IT"/>
-        </w:rPr>
         <w:t xml:space="preserve">Firma (Responsabile della certificazione delle competenze) </w:t>
       </w:r>
     </w:p>
@@ -1015,11 +795,14 @@
     </w:p>
     <w:p>
       <w:pPr>
-        <w:pStyle w:val="Normal (Web)"/>
-      </w:pPr>
-      <w:r>
-        <w:drawing xmlns:a="http://schemas.openxmlformats.org/drawingml/2006/main">
-          <wp:anchor distT="57150" distB="57150" distL="57150" distR="57150" simplePos="0" relativeHeight="251659264" behindDoc="0" locked="0" layoutInCell="1" allowOverlap="1">
+        <w:pStyle w:val="NormalWeb"/>
+      </w:pPr>
+      <w:r>
+        <w:rPr>
+          <w:noProof/>
+        </w:rPr>
+        <w:drawing>
+          <wp:anchor distT="57150" distB="57150" distL="57150" distR="57150" simplePos="0" relativeHeight="251659264" behindDoc="0" locked="0" layoutInCell="1" allowOverlap="1" wp14:anchorId="4CC782E6" wp14:editId="1CF59CEE">
             <wp:simplePos x="0" y="0"/>
             <wp:positionH relativeFrom="column">
               <wp:posOffset>3038475</wp:posOffset>
@@ -1050,9 +833,7 @@
                     </pic:cNvPicPr>
                   </pic:nvPicPr>
                   <pic:blipFill>
-                    <a:blip r:embed="rId5">
-                      <a:extLst/>
-                    </a:blip>
+                    <a:blip r:embed="rId8"/>
                     <a:stretch>
                       <a:fillRect/>
                     </a:stretch>
@@ -1079,183 +860,169 @@
       </w:r>
       <w:r>
         <w:rPr>
-          <w:rFonts w:cs="Arial Unicode MS" w:eastAsia="Arial Unicode MS"/>
-          <w:rtl w:val="0"/>
-          <w:lang w:val="en-US"/>
-        </w:rPr>
-        <w:t xml:space="preserve">Timbro Soggetto erogatore </w:t>
-      </w:r>
-      <w:r>
-        <w:rPr>
-          <w:rFonts w:ascii="Avenir Next Regular" w:cs="Avenir Next Regular" w:hAnsi="Avenir Next Regular" w:eastAsia="Avenir Next Regular"/>
-          <w:outline w:val="0"/>
-          <w:color w:val="424242"/>
-          <w:u w:color="424242"/>
-          <w14:textFill>
-            <w14:solidFill>
-              <w14:srgbClr w14:val="424242"/>
-            </w14:solidFill>
-          </w14:textFill>
-        </w:rPr>
+          <w:rFonts w:eastAsia="Arial Unicode MS" w:cs="Arial Unicode MS"/>
+        </w:rPr>
+        <w:t xml:space="preserve">Timbro </w:t>
+      </w:r>
+      <w:proofErr w:type="spellStart"/>
+      <w:r>
+        <w:rPr>
+          <w:rFonts w:eastAsia="Arial Unicode MS" w:cs="Arial Unicode MS"/>
+        </w:rPr>
+        <w:t>Soggetto</w:t>
+      </w:r>
+      <w:proofErr w:type="spellEnd"/>
+      <w:r>
+        <w:rPr>
+          <w:rFonts w:eastAsia="Arial Unicode MS" w:cs="Arial Unicode MS"/>
+        </w:rPr>
+        <w:t xml:space="preserve"> </w:t>
+      </w:r>
+      <w:proofErr w:type="spellStart"/>
+      <w:r>
+        <w:rPr>
+          <w:rFonts w:eastAsia="Arial Unicode MS" w:cs="Arial Unicode MS"/>
+        </w:rPr>
+        <w:t>erogatore</w:t>
+      </w:r>
+      <w:proofErr w:type="spellEnd"/>
+      <w:r>
+        <w:rPr>
+          <w:rFonts w:eastAsia="Arial Unicode MS" w:cs="Arial Unicode MS"/>
+        </w:rPr>
+        <w:t xml:space="preserve"> </w:t>
       </w:r>
     </w:p>
     <w:sectPr>
-      <w:headerReference w:type="default" r:id="rId6"/>
-      <w:footerReference w:type="default" r:id="rId7"/>
-      <w:pgSz w:w="11900" w:h="16840" w:orient="portrait"/>
-      <w:pgMar w:top="720" w:right="720" w:bottom="720" w:left="720" w:header="708" w:footer="708"/>
-      <w:bidi w:val="0"/>
+      <w:headerReference w:type="default" r:id="rId9"/>
+      <w:footerReference w:type="default" r:id="rId10"/>
+      <w:pgSz w:w="11900" w:h="16840"/>
+      <w:pgMar w:top="720" w:right="720" w:bottom="720" w:left="720" w:header="708" w:footer="708" w:gutter="0"/>
+      <w:cols w:space="720"/>
     </w:sectPr>
   </w:body>
 </w:document>
 </file>
 
+<file path=word/endnotes.xml><?xml version="1.0" encoding="utf-8"?>
+<w:endnotes xmlns:wpc="http://schemas.microsoft.com/office/word/2010/wordprocessingCanvas" xmlns:cx="http://schemas.microsoft.com/office/drawing/2014/chartex" xmlns:cx1="http://schemas.microsoft.com/office/drawing/2015/9/8/chartex" xmlns:cx2="http://schemas.microsoft.com/office/drawing/2015/10/21/chartex" xmlns:cx3="http://schemas.microsoft.com/office/drawing/2016/5/9/chartex" xmlns:cx4="http://schemas.microsoft.com/office/drawing/2016/5/10/chartex" xmlns:cx5="http://schemas.microsoft.com/office/drawing/2016/5/11/chartex" xmlns:cx6="http://schemas.microsoft.com/office/drawing/2016/5/12/chartex" xmlns:cx7="http://schemas.microsoft.com/office/drawing/2016/5/13/chartex" xmlns:cx8="http://schemas.microsoft.com/office/drawing/2016/5/14/chartex" xmlns:mc="http://schemas.openxmlformats.org/markup-compatibility/2006" xmlns:aink="http://schemas.microsoft.com/office/drawing/2016/ink" xmlns:am3d="http://schemas.microsoft.com/office/drawing/2017/model3d" xmlns:o="urn:schemas-microsoft-com:office:office" xmlns:oel="http://schemas.microsoft.com/office/2019/extlst" xmlns:r="http://schemas.openxmlformats.org/officeDocument/2006/relationships" xmlns:m="http://schemas.openxmlformats.org/officeDocument/2006/math" xmlns:v="urn:schemas-microsoft-com:vml" xmlns:wp14="http://schemas.microsoft.com/office/word/2010/wordprocessingDrawing" xmlns:wp="http://schemas.openxmlformats.org/drawingml/2006/wordprocessingDrawing" xmlns:w10="urn:schemas-microsoft-com:office:word" xmlns:w="http://schemas.openxmlformats.org/wordprocessingml/2006/main" xmlns:w14="http://schemas.microsoft.com/office/word/2010/wordml" xmlns:w15="http://schemas.microsoft.com/office/word/2012/wordml" xmlns:w16cex="http://schemas.microsoft.com/office/word/2018/wordml/cex" xmlns:w16cid="http://schemas.microsoft.com/office/word/2016/wordml/cid" xmlns:w16="http://schemas.microsoft.com/office/word/2018/wordml" xmlns:w16du="http://schemas.microsoft.com/office/word/2023/wordml/word16du" xmlns:w16sdtdh="http://schemas.microsoft.com/office/word/2020/wordml/sdtdatahash" xmlns:w16sdtfl="http://schemas.microsoft.com/office/word/2024/wordml/sdtformatlock" xmlns:w16se="http://schemas.microsoft.com/office/word/2015/wordml/symex" xmlns:wpg="http://schemas.microsoft.com/office/word/2010/wordprocessingGroup" xmlns:wpi="http://schemas.microsoft.com/office/word/2010/wordprocessingInk" xmlns:wne="http://schemas.microsoft.com/office/word/2006/wordml" xmlns:wps="http://schemas.microsoft.com/office/word/2010/wordprocessingShape" mc:Ignorable="w14 w15 w16se w16cid w16 w16cex w16sdtdh w16sdtfl w16du wp14">
+  <w:endnote w:type="separator" w:id="-1">
+    <w:p>
+      <w:r>
+        <w:separator/>
+      </w:r>
+    </w:p>
+  </w:endnote>
+  <w:endnote w:type="continuationSeparator" w:id="0">
+    <w:p>
+      <w:r>
+        <w:continuationSeparator/>
+      </w:r>
+    </w:p>
+  </w:endnote>
+</w:endnotes>
+</file>
+
 <file path=word/footer1.xml><?xml version="1.0" encoding="utf-8"?>
-<w:ftr xmlns:r="http://schemas.openxmlformats.org/officeDocument/2006/relationships" xmlns:wp="http://schemas.openxmlformats.org/drawingml/2006/wordprocessingDrawing" xmlns:w="http://schemas.openxmlformats.org/wordprocessingml/2006/main" xmlns:w10="urn:schemas-microsoft-com:office:word" xmlns:w14="http://schemas.microsoft.com/office/word/2010/wordml" xmlns:wps="http://schemas.microsoft.com/office/word/2010/wordprocessingShape" xmlns:wpg="http://schemas.microsoft.com/office/word/2010/wordprocessingGroup" xmlns:mc="http://schemas.openxmlformats.org/markup-compatibility/2006" xmlns:v="urn:schemas-microsoft-com:vml" xmlns:o="urn:schemas-microsoft-com:office:office" xmlns:m="http://schemas.openxmlformats.org/officeDocument/2006/math" mc:Ignorable="w14">
+<w:ftr xmlns:wpc="http://schemas.microsoft.com/office/word/2010/wordprocessingCanvas" xmlns:cx="http://schemas.microsoft.com/office/drawing/2014/chartex" xmlns:cx1="http://schemas.microsoft.com/office/drawing/2015/9/8/chartex" xmlns:cx2="http://schemas.microsoft.com/office/drawing/2015/10/21/chartex" xmlns:cx3="http://schemas.microsoft.com/office/drawing/2016/5/9/chartex" xmlns:cx4="http://schemas.microsoft.com/office/drawing/2016/5/10/chartex" xmlns:cx5="http://schemas.microsoft.com/office/drawing/2016/5/11/chartex" xmlns:cx6="http://schemas.microsoft.com/office/drawing/2016/5/12/chartex" xmlns:cx7="http://schemas.microsoft.com/office/drawing/2016/5/13/chartex" xmlns:cx8="http://schemas.microsoft.com/office/drawing/2016/5/14/chartex" xmlns:mc="http://schemas.openxmlformats.org/markup-compatibility/2006" xmlns:aink="http://schemas.microsoft.com/office/drawing/2016/ink" xmlns:am3d="http://schemas.microsoft.com/office/drawing/2017/model3d" xmlns:o="urn:schemas-microsoft-com:office:office" xmlns:oel="http://schemas.microsoft.com/office/2019/extlst" xmlns:r="http://schemas.openxmlformats.org/officeDocument/2006/relationships" xmlns:m="http://schemas.openxmlformats.org/officeDocument/2006/math" xmlns:v="urn:schemas-microsoft-com:vml" xmlns:wp14="http://schemas.microsoft.com/office/word/2010/wordprocessingDrawing" xmlns:wp="http://schemas.openxmlformats.org/drawingml/2006/wordprocessingDrawing" xmlns:w10="urn:schemas-microsoft-com:office:word" xmlns:w="http://schemas.openxmlformats.org/wordprocessingml/2006/main" xmlns:w14="http://schemas.microsoft.com/office/word/2010/wordml" xmlns:w15="http://schemas.microsoft.com/office/word/2012/wordml" xmlns:w16cex="http://schemas.microsoft.com/office/word/2018/wordml/cex" xmlns:w16cid="http://schemas.microsoft.com/office/word/2016/wordml/cid" xmlns:w16="http://schemas.microsoft.com/office/word/2018/wordml" xmlns:w16du="http://schemas.microsoft.com/office/word/2023/wordml/word16du" xmlns:w16sdtdh="http://schemas.microsoft.com/office/word/2020/wordml/sdtdatahash" xmlns:w16sdtfl="http://schemas.microsoft.com/office/word/2024/wordml/sdtformatlock" xmlns:w16se="http://schemas.microsoft.com/office/word/2015/wordml/symex" xmlns:wpg="http://schemas.microsoft.com/office/word/2010/wordprocessingGroup" xmlns:wpi="http://schemas.microsoft.com/office/word/2010/wordprocessingInk" xmlns:wne="http://schemas.microsoft.com/office/word/2006/wordml" xmlns:wps="http://schemas.microsoft.com/office/word/2010/wordprocessingShape" mc:Ignorable="w14 w15 w16se w16cid w16 w16cex w16sdtdh w16sdtfl w16du wp14">
   <w:p>
     <w:pPr>
-      <w:pStyle w:val="footer"/>
+      <w:pStyle w:val="Footer"/>
       <w:rPr>
-        <w:rFonts w:ascii="IBM Plex Sans ExtraLight" w:cs="IBM Plex Sans ExtraLight" w:hAnsi="IBM Plex Sans ExtraLight" w:eastAsia="IBM Plex Sans ExtraLight"/>
-        <w:outline w:val="0"/>
+        <w:rFonts w:ascii="IBM Plex Sans ExtraLight" w:eastAsia="IBM Plex Sans ExtraLight" w:hAnsi="IBM Plex Sans ExtraLight" w:cs="IBM Plex Sans ExtraLight"/>
         <w:color w:val="424242"/>
         <w:sz w:val="16"/>
         <w:szCs w:val="16"/>
         <w:u w:color="424242"/>
-        <w14:textFill>
-          <w14:solidFill>
-            <w14:srgbClr w14:val="424242"/>
-          </w14:solidFill>
-        </w14:textFill>
       </w:rPr>
     </w:pPr>
     <w:r>
       <w:rPr>
-        <w:rFonts w:ascii="IBM Plex Sans ExtraLight" w:cs="IBM Plex Sans ExtraLight" w:hAnsi="IBM Plex Sans ExtraLight" w:eastAsia="IBM Plex Sans ExtraLight"/>
-        <w:outline w:val="0"/>
+        <w:rFonts w:ascii="IBM Plex Sans ExtraLight" w:eastAsia="IBM Plex Sans ExtraLight" w:hAnsi="IBM Plex Sans ExtraLight" w:cs="IBM Plex Sans ExtraLight"/>
         <w:color w:val="424242"/>
         <w:sz w:val="16"/>
         <w:szCs w:val="16"/>
         <w:u w:color="424242"/>
-        <w:rtl w:val="0"/>
-        <w:lang w:val="it-IT"/>
-        <w14:textFill>
-          <w14:solidFill>
-            <w14:srgbClr w14:val="424242"/>
-          </w14:solidFill>
-        </w14:textFill>
       </w:rPr>
       <w:t>AK Group S.r.l. Sede legale/operativa in Corso di Porta Romana 122, 20122 Milano (MI)</w:t>
     </w:r>
   </w:p>
   <w:p>
     <w:pPr>
-      <w:pStyle w:val="footer"/>
+      <w:pStyle w:val="Footer"/>
     </w:pPr>
     <w:r>
       <w:rPr>
-        <w:rFonts w:ascii="IBM Plex Sans ExtraLight" w:cs="IBM Plex Sans ExtraLight" w:hAnsi="IBM Plex Sans ExtraLight" w:eastAsia="IBM Plex Sans ExtraLight"/>
-        <w:outline w:val="0"/>
+        <w:rFonts w:ascii="IBM Plex Sans ExtraLight" w:eastAsia="IBM Plex Sans ExtraLight" w:hAnsi="IBM Plex Sans ExtraLight" w:cs="IBM Plex Sans ExtraLight"/>
         <w:color w:val="424242"/>
         <w:sz w:val="16"/>
         <w:szCs w:val="16"/>
         <w:u w:color="424242"/>
-        <w:rtl w:val="0"/>
-        <w:lang w:val="it-IT"/>
-        <w14:textFill>
-          <w14:solidFill>
-            <w14:srgbClr w14:val="424242"/>
-          </w14:solidFill>
-        </w14:textFill>
       </w:rPr>
       <w:t>+39 02 5002 0902 | www.akgitalia.it | p. IVA10906000962 | PEC</w:t>
     </w:r>
     <w:r>
       <w:rPr>
-        <w:rFonts w:ascii="IBM Plex Sans ExtraLight" w:cs="IBM Plex Sans ExtraLight" w:hAnsi="IBM Plex Sans ExtraLight" w:eastAsia="IBM Plex Sans ExtraLight"/>
+        <w:rFonts w:ascii="IBM Plex Sans ExtraLight" w:eastAsia="IBM Plex Sans ExtraLight" w:hAnsi="IBM Plex Sans ExtraLight" w:cs="IBM Plex Sans ExtraLight"/>
         <w:sz w:val="16"/>
         <w:szCs w:val="16"/>
-        <w:rtl w:val="0"/>
-        <w:lang w:val="it-IT"/>
       </w:rPr>
       <w:t xml:space="preserve"> </w:t>
     </w:r>
+    <w:hyperlink r:id="rId1" w:history="1">
+      <w:r>
+        <w:rPr>
+          <w:rStyle w:val="Hyperlink0"/>
+        </w:rPr>
+        <w:t>akgpal.lombardia@pec.it</w:t>
+      </w:r>
+    </w:hyperlink>
     <w:r>
       <w:rPr>
-        <w:rStyle w:val="Hyperlink.0"/>
-      </w:rPr>
-      <w:fldChar w:fldCharType="begin" w:fldLock="0"/>
-    </w:r>
-    <w:r>
-      <w:rPr>
-        <w:rStyle w:val="Hyperlink.0"/>
-      </w:rPr>
-      <w:instrText xml:space="preserve"> HYPERLINK "mailto:akgpal.lombardia@pec.it"</w:instrText>
-    </w:r>
-    <w:r>
-      <w:rPr>
-        <w:rStyle w:val="Hyperlink.0"/>
-      </w:rPr>
-      <w:fldChar w:fldCharType="separate" w:fldLock="0"/>
-    </w:r>
-    <w:r>
-      <w:rPr>
-        <w:rStyle w:val="Hyperlink.0"/>
-        <w:rtl w:val="0"/>
-      </w:rPr>
-      <w:t>akgpal.lombardia@pec.it</w:t>
-    </w:r>
-    <w:r>
-      <w:rPr/>
-      <w:fldChar w:fldCharType="end" w:fldLock="0"/>
-    </w:r>
-    <w:r>
-      <w:rPr>
-        <w:rFonts w:ascii="IBM Plex Sans ExtraLight" w:cs="IBM Plex Sans ExtraLight" w:hAnsi="IBM Plex Sans ExtraLight" w:eastAsia="IBM Plex Sans ExtraLight"/>
-        <w:outline w:val="0"/>
+        <w:rFonts w:ascii="IBM Plex Sans ExtraLight" w:eastAsia="IBM Plex Sans ExtraLight" w:hAnsi="IBM Plex Sans ExtraLight" w:cs="IBM Plex Sans ExtraLight"/>
         <w:color w:val="424242"/>
         <w:sz w:val="16"/>
         <w:szCs w:val="16"/>
         <w:u w:color="424242"/>
-        <w14:textFill>
-          <w14:solidFill>
-            <w14:srgbClr w14:val="424242"/>
-          </w14:solidFill>
-        </w14:textFill>
       </w:rPr>
-      <w:br w:type="textWrapping"/>
-    </w:r>
-    <w:r>
-      <w:rPr>
-        <w:rFonts w:ascii="IBM Plex Sans ExtraLight" w:cs="IBM Plex Sans ExtraLight" w:hAnsi="IBM Plex Sans ExtraLight" w:eastAsia="IBM Plex Sans ExtraLight"/>
-        <w:outline w:val="0"/>
-        <w:color w:val="424242"/>
-        <w:sz w:val="16"/>
-        <w:szCs w:val="16"/>
-        <w:u w:color="424242"/>
-        <w:rtl w:val="0"/>
-        <w:lang w:val="it-IT"/>
-        <w14:textFill>
-          <w14:solidFill>
-            <w14:srgbClr w14:val="424242"/>
-          </w14:solidFill>
-        </w14:textFill>
-      </w:rPr>
+      <w:br/>
       <w:t>Sede operativa in Viale Vittorio Veneto 20/22, 20100 Milano (MI) | +39 02 5002 0902</w:t>
     </w:r>
   </w:p>
 </w:ftr>
 </file>
 
+<file path=word/footnotes.xml><?xml version="1.0" encoding="utf-8"?>
+<w:footnotes xmlns:wpc="http://schemas.microsoft.com/office/word/2010/wordprocessingCanvas" xmlns:cx="http://schemas.microsoft.com/office/drawing/2014/chartex" xmlns:cx1="http://schemas.microsoft.com/office/drawing/2015/9/8/chartex" xmlns:cx2="http://schemas.microsoft.com/office/drawing/2015/10/21/chartex" xmlns:cx3="http://schemas.microsoft.com/office/drawing/2016/5/9/chartex" xmlns:cx4="http://schemas.microsoft.com/office/drawing/2016/5/10/chartex" xmlns:cx5="http://schemas.microsoft.com/office/drawing/2016/5/11/chartex" xmlns:cx6="http://schemas.microsoft.com/office/drawing/2016/5/12/chartex" xmlns:cx7="http://schemas.microsoft.com/office/drawing/2016/5/13/chartex" xmlns:cx8="http://schemas.microsoft.com/office/drawing/2016/5/14/chartex" xmlns:mc="http://schemas.openxmlformats.org/markup-compatibility/2006" xmlns:aink="http://schemas.microsoft.com/office/drawing/2016/ink" xmlns:am3d="http://schemas.microsoft.com/office/drawing/2017/model3d" xmlns:o="urn:schemas-microsoft-com:office:office" xmlns:oel="http://schemas.microsoft.com/office/2019/extlst" xmlns:r="http://schemas.openxmlformats.org/officeDocument/2006/relationships" xmlns:m="http://schemas.openxmlformats.org/officeDocument/2006/math" xmlns:v="urn:schemas-microsoft-com:vml" xmlns:wp14="http://schemas.microsoft.com/office/word/2010/wordprocessingDrawing" xmlns:wp="http://schemas.openxmlformats.org/drawingml/2006/wordprocessingDrawing" xmlns:w10="urn:schemas-microsoft-com:office:word" xmlns:w="http://schemas.openxmlformats.org/wordprocessingml/2006/main" xmlns:w14="http://schemas.microsoft.com/office/word/2010/wordml" xmlns:w15="http://schemas.microsoft.com/office/word/2012/wordml" xmlns:w16cex="http://schemas.microsoft.com/office/word/2018/wordml/cex" xmlns:w16cid="http://schemas.microsoft.com/office/word/2016/wordml/cid" xmlns:w16="http://schemas.microsoft.com/office/word/2018/wordml" xmlns:w16du="http://schemas.microsoft.com/office/word/2023/wordml/word16du" xmlns:w16sdtdh="http://schemas.microsoft.com/office/word/2020/wordml/sdtdatahash" xmlns:w16sdtfl="http://schemas.microsoft.com/office/word/2024/wordml/sdtformatlock" xmlns:w16se="http://schemas.microsoft.com/office/word/2015/wordml/symex" xmlns:wpg="http://schemas.microsoft.com/office/word/2010/wordprocessingGroup" xmlns:wpi="http://schemas.microsoft.com/office/word/2010/wordprocessingInk" xmlns:wne="http://schemas.microsoft.com/office/word/2006/wordml" xmlns:wps="http://schemas.microsoft.com/office/word/2010/wordprocessingShape" mc:Ignorable="w14 w15 w16se w16cid w16 w16cex w16sdtdh w16sdtfl w16du wp14">
+  <w:footnote w:type="separator" w:id="-1">
+    <w:p>
+      <w:r>
+        <w:separator/>
+      </w:r>
+    </w:p>
+  </w:footnote>
+  <w:footnote w:type="continuationSeparator" w:id="0">
+    <w:p>
+      <w:r>
+        <w:continuationSeparator/>
+      </w:r>
+    </w:p>
+  </w:footnote>
+</w:footnotes>
+</file>
+
 <file path=word/header1.xml><?xml version="1.0" encoding="utf-8"?>
-<w:hdr xmlns:r="http://schemas.openxmlformats.org/officeDocument/2006/relationships" xmlns:wp="http://schemas.openxmlformats.org/drawingml/2006/wordprocessingDrawing" xmlns:w="http://schemas.openxmlformats.org/wordprocessingml/2006/main" xmlns:w10="urn:schemas-microsoft-com:office:word" xmlns:w14="http://schemas.microsoft.com/office/word/2010/wordml" xmlns:wps="http://schemas.microsoft.com/office/word/2010/wordprocessingShape" xmlns:wpg="http://schemas.microsoft.com/office/word/2010/wordprocessingGroup" xmlns:mc="http://schemas.openxmlformats.org/markup-compatibility/2006" xmlns:v="urn:schemas-microsoft-com:vml" xmlns:o="urn:schemas-microsoft-com:office:office" xmlns:m="http://schemas.openxmlformats.org/officeDocument/2006/math" mc:Ignorable="w14">
+<w:hdr xmlns:wpc="http://schemas.microsoft.com/office/word/2010/wordprocessingCanvas" xmlns:cx="http://schemas.microsoft.com/office/drawing/2014/chartex" xmlns:cx1="http://schemas.microsoft.com/office/drawing/2015/9/8/chartex" xmlns:cx2="http://schemas.microsoft.com/office/drawing/2015/10/21/chartex" xmlns:cx3="http://schemas.microsoft.com/office/drawing/2016/5/9/chartex" xmlns:cx4="http://schemas.microsoft.com/office/drawing/2016/5/10/chartex" xmlns:cx5="http://schemas.microsoft.com/office/drawing/2016/5/11/chartex" xmlns:cx6="http://schemas.microsoft.com/office/drawing/2016/5/12/chartex" xmlns:cx7="http://schemas.microsoft.com/office/drawing/2016/5/13/chartex" xmlns:cx8="http://schemas.microsoft.com/office/drawing/2016/5/14/chartex" xmlns:mc="http://schemas.openxmlformats.org/markup-compatibility/2006" xmlns:aink="http://schemas.microsoft.com/office/drawing/2016/ink" xmlns:am3d="http://schemas.microsoft.com/office/drawing/2017/model3d" xmlns:o="urn:schemas-microsoft-com:office:office" xmlns:oel="http://schemas.microsoft.com/office/2019/extlst" xmlns:r="http://schemas.openxmlformats.org/officeDocument/2006/relationships" xmlns:m="http://schemas.openxmlformats.org/officeDocument/2006/math" xmlns:v="urn:schemas-microsoft-com:vml" xmlns:wp14="http://schemas.microsoft.com/office/word/2010/wordprocessingDrawing" xmlns:wp="http://schemas.openxmlformats.org/drawingml/2006/wordprocessingDrawing" xmlns:w10="urn:schemas-microsoft-com:office:word" xmlns:w="http://schemas.openxmlformats.org/wordprocessingml/2006/main" xmlns:w14="http://schemas.microsoft.com/office/word/2010/wordml" xmlns:w15="http://schemas.microsoft.com/office/word/2012/wordml" xmlns:w16cex="http://schemas.microsoft.com/office/word/2018/wordml/cex" xmlns:w16cid="http://schemas.microsoft.com/office/word/2016/wordml/cid" xmlns:w16="http://schemas.microsoft.com/office/word/2018/wordml" xmlns:w16du="http://schemas.microsoft.com/office/word/2023/wordml/word16du" xmlns:w16sdtdh="http://schemas.microsoft.com/office/word/2020/wordml/sdtdatahash" xmlns:w16sdtfl="http://schemas.microsoft.com/office/word/2024/wordml/sdtformatlock" xmlns:w16se="http://schemas.microsoft.com/office/word/2015/wordml/symex" xmlns:wpg="http://schemas.microsoft.com/office/word/2010/wordprocessingGroup" xmlns:wpi="http://schemas.microsoft.com/office/word/2010/wordprocessingInk" xmlns:wne="http://schemas.microsoft.com/office/word/2006/wordml" xmlns:wps="http://schemas.microsoft.com/office/word/2010/wordprocessingShape" mc:Ignorable="w14 w15 w16se w16cid w16 w16cex w16sdtdh w16sdtfl w16du wp14">
   <w:p>
     <w:pPr>
-      <w:pStyle w:val="header"/>
+      <w:pStyle w:val="Header"/>
     </w:pPr>
     <w:r>
-      <w:drawing xmlns:a="http://schemas.openxmlformats.org/drawingml/2006/main">
-        <wp:anchor distT="152400" distB="152400" distL="152400" distR="152400" simplePos="0" relativeHeight="251658240" behindDoc="1" locked="0" layoutInCell="1" allowOverlap="1">
+      <w:rPr>
+        <w:noProof/>
+      </w:rPr>
+      <w:drawing>
+        <wp:anchor distT="152400" distB="152400" distL="152400" distR="152400" simplePos="0" relativeHeight="251658240" behindDoc="1" locked="0" layoutInCell="1" allowOverlap="1" wp14:anchorId="173C49B8" wp14:editId="7EE4C313">
           <wp:simplePos x="0" y="0"/>
           <wp:positionH relativeFrom="page">
             <wp:posOffset>6335776</wp:posOffset>
@@ -1278,9 +1045,7 @@
                   </pic:cNvPicPr>
                 </pic:nvPicPr>
                 <pic:blipFill>
-                  <a:blip r:embed="rId1">
-                    <a:extLst/>
-                  </a:blip>
+                  <a:blip r:embed="rId1"/>
                   <a:stretch>
                     <a:fillRect/>
                   </a:stretch>
@@ -1306,8 +1071,11 @@
       </w:drawing>
     </w:r>
     <w:r>
-      <w:drawing xmlns:a="http://schemas.openxmlformats.org/drawingml/2006/main">
-        <wp:inline distT="0" distB="0" distL="0" distR="0">
+      <w:rPr>
+        <w:noProof/>
+      </w:rPr>
+      <w:drawing>
+        <wp:inline distT="0" distB="0" distL="0" distR="0" wp14:anchorId="291CA8B0" wp14:editId="4B803A49">
           <wp:extent cx="6644752" cy="459105"/>
           <wp:effectExtent l="0" t="0" r="0" b="0"/>
           <wp:docPr id="1073741825" name="officeArt object" descr="Immagine 1"/>
@@ -1322,9 +1090,7 @@
                   </pic:cNvPicPr>
                 </pic:nvPicPr>
                 <pic:blipFill>
-                  <a:blip r:embed="rId2">
-                    <a:extLst/>
-                  </a:blip>
+                  <a:blip r:embed="rId2"/>
                   <a:stretch>
                     <a:fillRect/>
                   </a:stretch>
@@ -1354,18 +1120,15 @@
 </file>
 
 <file path=word/numbering.xml><?xml version="1.0" encoding="utf-8"?>
-<w:numbering xmlns:w="http://schemas.openxmlformats.org/wordprocessingml/2006/main" xmlns:wp="http://schemas.openxmlformats.org/drawingml/2006/wordprocessingDrawing" xmlns:w14="http://schemas.microsoft.com/office/word/2010/wordml" xmlns:r="http://schemas.openxmlformats.org/officeDocument/2006/relationships" xmlns:v="urn:schemas-microsoft-com:vml" xmlns:o="urn:schemas-microsoft-com:office:office">
-  <w:abstractNum w:abstractNumId="0">
+<w:numbering xmlns:wpc="http://schemas.microsoft.com/office/word/2010/wordprocessingCanvas" xmlns:cx="http://schemas.microsoft.com/office/drawing/2014/chartex" xmlns:cx1="http://schemas.microsoft.com/office/drawing/2015/9/8/chartex" xmlns:cx2="http://schemas.microsoft.com/office/drawing/2015/10/21/chartex" xmlns:cx3="http://schemas.microsoft.com/office/drawing/2016/5/9/chartex" xmlns:cx4="http://schemas.microsoft.com/office/drawing/2016/5/10/chartex" xmlns:cx5="http://schemas.microsoft.com/office/drawing/2016/5/11/chartex" xmlns:cx6="http://schemas.microsoft.com/office/drawing/2016/5/12/chartex" xmlns:cx7="http://schemas.microsoft.com/office/drawing/2016/5/13/chartex" xmlns:cx8="http://schemas.microsoft.com/office/drawing/2016/5/14/chartex" xmlns:mc="http://schemas.openxmlformats.org/markup-compatibility/2006" xmlns:aink="http://schemas.microsoft.com/office/drawing/2016/ink" xmlns:am3d="http://schemas.microsoft.com/office/drawing/2017/model3d" xmlns:o="urn:schemas-microsoft-com:office:office" xmlns:oel="http://schemas.microsoft.com/office/2019/extlst" xmlns:r="http://schemas.openxmlformats.org/officeDocument/2006/relationships" xmlns:m="http://schemas.openxmlformats.org/officeDocument/2006/math" xmlns:v="urn:schemas-microsoft-com:vml" xmlns:wp14="http://schemas.microsoft.com/office/word/2010/wordprocessingDrawing" xmlns:wp="http://schemas.openxmlformats.org/drawingml/2006/wordprocessingDrawing" xmlns:w10="urn:schemas-microsoft-com:office:word" xmlns:w="http://schemas.openxmlformats.org/wordprocessingml/2006/main" xmlns:w14="http://schemas.microsoft.com/office/word/2010/wordml" xmlns:w15="http://schemas.microsoft.com/office/word/2012/wordml" xmlns:w16cex="http://schemas.microsoft.com/office/word/2018/wordml/cex" xmlns:w16cid="http://schemas.microsoft.com/office/word/2016/wordml/cid" xmlns:w16="http://schemas.microsoft.com/office/word/2018/wordml" xmlns:w16du="http://schemas.microsoft.com/office/word/2023/wordml/word16du" xmlns:w16sdtdh="http://schemas.microsoft.com/office/word/2020/wordml/sdtdatahash" xmlns:w16sdtfl="http://schemas.microsoft.com/office/word/2024/wordml/sdtformatlock" xmlns:w16se="http://schemas.microsoft.com/office/word/2015/wordml/symex" xmlns:wpg="http://schemas.microsoft.com/office/word/2010/wordprocessingGroup" xmlns:wpi="http://schemas.microsoft.com/office/word/2010/wordprocessingInk" xmlns:wne="http://schemas.microsoft.com/office/word/2006/wordml" xmlns:wps="http://schemas.microsoft.com/office/word/2010/wordprocessingShape" mc:Ignorable="w14 w15 w16se w16cid w16 w16cex w16sdtdh w16sdtfl w16du wp14">
+  <w:abstractNum w:abstractNumId="0" w15:restartNumberingAfterBreak="0">
+    <w:nsid w:val="22CA526E"/>
     <w:multiLevelType w:val="hybridMultilevel"/>
-    <w:numStyleLink w:val="Imported Style 1"/>
-  </w:abstractNum>
-  <w:abstractNum w:abstractNumId="1">
-    <w:multiLevelType w:val="hybridMultilevel"/>
-    <w:styleLink w:val="Imported Style 1"/>
-    <w:lvl w:ilvl="0">
+    <w:tmpl w:val="345C39F2"/>
+    <w:styleLink w:val="ImportedStyle1"/>
+    <w:lvl w:ilvl="0" w:tplc="66CE7162">
       <w:start w:val="1"/>
       <w:numFmt w:val="decimal"/>
-      <w:suff w:val="tab"/>
       <w:lvlText w:val="%1."/>
       <w:lvlJc w:val="left"/>
       <w:pPr>
@@ -1388,10 +1151,9 @@
         <w:vertAlign w:val="baseline"/>
       </w:rPr>
     </w:lvl>
-    <w:lvl w:ilvl="1">
+    <w:lvl w:ilvl="1" w:tplc="53CAF5B4">
       <w:start w:val="1"/>
       <w:numFmt w:val="lowerLetter"/>
-      <w:suff w:val="tab"/>
       <w:lvlText w:val="%2."/>
       <w:lvlJc w:val="left"/>
       <w:pPr>
@@ -1414,10 +1176,9 @@
         <w:vertAlign w:val="baseline"/>
       </w:rPr>
     </w:lvl>
-    <w:lvl w:ilvl="2">
+    <w:lvl w:ilvl="2" w:tplc="93FCBC84">
       <w:start w:val="1"/>
       <w:numFmt w:val="lowerRoman"/>
-      <w:suff w:val="tab"/>
       <w:lvlText w:val="%3."/>
       <w:lvlJc w:val="left"/>
       <w:pPr>
@@ -1440,10 +1201,9 @@
         <w:vertAlign w:val="baseline"/>
       </w:rPr>
     </w:lvl>
-    <w:lvl w:ilvl="3">
+    <w:lvl w:ilvl="3" w:tplc="A9A6DA06">
       <w:start w:val="1"/>
       <w:numFmt w:val="decimal"/>
-      <w:suff w:val="tab"/>
       <w:lvlText w:val="%4."/>
       <w:lvlJc w:val="left"/>
       <w:pPr>
@@ -1466,10 +1226,9 @@
         <w:vertAlign w:val="baseline"/>
       </w:rPr>
     </w:lvl>
-    <w:lvl w:ilvl="4">
+    <w:lvl w:ilvl="4" w:tplc="C78A70E2">
       <w:start w:val="1"/>
       <w:numFmt w:val="lowerLetter"/>
-      <w:suff w:val="tab"/>
       <w:lvlText w:val="%5."/>
       <w:lvlJc w:val="left"/>
       <w:pPr>
@@ -1492,10 +1251,9 @@
         <w:vertAlign w:val="baseline"/>
       </w:rPr>
     </w:lvl>
-    <w:lvl w:ilvl="5">
+    <w:lvl w:ilvl="5" w:tplc="17B24CCC">
       <w:start w:val="1"/>
       <w:numFmt w:val="lowerRoman"/>
-      <w:suff w:val="tab"/>
       <w:lvlText w:val="%6."/>
       <w:lvlJc w:val="left"/>
       <w:pPr>
@@ -1518,10 +1276,9 @@
         <w:vertAlign w:val="baseline"/>
       </w:rPr>
     </w:lvl>
-    <w:lvl w:ilvl="6">
+    <w:lvl w:ilvl="6" w:tplc="BF5255D4">
       <w:start w:val="1"/>
       <w:numFmt w:val="decimal"/>
-      <w:suff w:val="tab"/>
       <w:lvlText w:val="%7."/>
       <w:lvlJc w:val="left"/>
       <w:pPr>
@@ -1544,10 +1301,9 @@
         <w:vertAlign w:val="baseline"/>
       </w:rPr>
     </w:lvl>
-    <w:lvl w:ilvl="7">
+    <w:lvl w:ilvl="7" w:tplc="1CEE4AD6">
       <w:start w:val="1"/>
       <w:numFmt w:val="lowerLetter"/>
-      <w:suff w:val="tab"/>
       <w:lvlText w:val="%8."/>
       <w:lvlJc w:val="left"/>
       <w:pPr>
@@ -1570,10 +1326,9 @@
         <w:vertAlign w:val="baseline"/>
       </w:rPr>
     </w:lvl>
-    <w:lvl w:ilvl="8">
+    <w:lvl w:ilvl="8" w:tplc="4EA6C2CC">
       <w:start w:val="1"/>
       <w:numFmt w:val="lowerRoman"/>
-      <w:suff w:val="tab"/>
       <w:lvlText w:val="%9."/>
       <w:lvlJc w:val="left"/>
       <w:pPr>
@@ -1597,58 +1352,33 @@
       </w:rPr>
     </w:lvl>
   </w:abstractNum>
-  <w:num w:numId="1">
+  <w:abstractNum w:abstractNumId="1" w15:restartNumberingAfterBreak="0">
+    <w:nsid w:val="5429034B"/>
+    <w:multiLevelType w:val="hybridMultilevel"/>
+    <w:tmpl w:val="345C39F2"/>
+    <w:numStyleLink w:val="ImportedStyle1"/>
+  </w:abstractNum>
+  <w:num w:numId="1" w16cid:durableId="1985429415">
+    <w:abstractNumId w:val="0"/>
+  </w:num>
+  <w:num w:numId="2" w16cid:durableId="1781147534">
     <w:abstractNumId w:val="1"/>
-  </w:num>
-  <w:num w:numId="2">
-    <w:abstractNumId w:val="0"/>
   </w:num>
 </w:numbering>
 </file>
 
 <file path=word/styles.xml><?xml version="1.0" encoding="utf-8"?>
-<w:styles xmlns:w="http://schemas.openxmlformats.org/wordprocessingml/2006/main" xmlns:mc="http://schemas.openxmlformats.org/markup-compatibility/2006" xmlns:w14="http://schemas.microsoft.com/office/word/2010/wordml" mc:Ignorable="w14">
+<w:styles xmlns:mc="http://schemas.openxmlformats.org/markup-compatibility/2006" xmlns:r="http://schemas.openxmlformats.org/officeDocument/2006/relationships" xmlns:w="http://schemas.openxmlformats.org/wordprocessingml/2006/main" xmlns:w14="http://schemas.microsoft.com/office/word/2010/wordml" xmlns:w15="http://schemas.microsoft.com/office/word/2012/wordml" xmlns:w16cex="http://schemas.microsoft.com/office/word/2018/wordml/cex" xmlns:w16cid="http://schemas.microsoft.com/office/word/2016/wordml/cid" xmlns:w16="http://schemas.microsoft.com/office/word/2018/wordml" xmlns:w16du="http://schemas.microsoft.com/office/word/2023/wordml/word16du" xmlns:w16sdtdh="http://schemas.microsoft.com/office/word/2020/wordml/sdtdatahash" xmlns:w16sdtfl="http://schemas.microsoft.com/office/word/2024/wordml/sdtformatlock" xmlns:w16se="http://schemas.microsoft.com/office/word/2015/wordml/symex" mc:Ignorable="w14 w15 w16se w16cid w16 w16cex w16sdtdh w16sdtfl w16du">
   <w:docDefaults>
     <w:rPrDefault>
       <w:rPr>
-        <w:rFonts w:ascii="Times New Roman" w:cs="Times New Roman" w:hAnsi="Times New Roman" w:eastAsia="Arial Unicode MS"/>
-        <w:b w:val="0"/>
-        <w:bCs w:val="0"/>
-        <w:i w:val="0"/>
-        <w:iCs w:val="0"/>
-        <w:caps w:val="0"/>
-        <w:smallCaps w:val="0"/>
-        <w:strike w:val="0"/>
-        <w:dstrike w:val="0"/>
-        <w:outline w:val="0"/>
-        <w:emboss w:val="0"/>
-        <w:imprint w:val="0"/>
-        <w:vanish w:val="0"/>
-        <w:color w:val="auto"/>
-        <w:spacing w:val="0"/>
-        <w:w w:val="100"/>
-        <w:kern w:val="0"/>
-        <w:position w:val="0"/>
-        <w:sz w:val="20"/>
-        <w:szCs w:val="20"/>
-        <w:u w:val="none" w:color="auto"/>
+        <w:rFonts w:ascii="Times New Roman" w:eastAsia="Arial Unicode MS" w:hAnsi="Times New Roman" w:cs="Times New Roman"/>
         <w:bdr w:val="nil"/>
-        <w:vertAlign w:val="baseline"/>
-        <w:lang/>
+        <w:lang w:val="it-IT" w:eastAsia="it-IT" w:bidi="ar-SA"/>
       </w:rPr>
     </w:rPrDefault>
     <w:pPrDefault>
       <w:pPr>
-        <w:keepNext w:val="0"/>
-        <w:keepLines w:val="0"/>
-        <w:pageBreakBefore w:val="0"/>
-        <w:framePr w:anchorLock="0" w:w="0" w:h="0" w:vSpace="0" w:hSpace="0" w:xAlign="left" w:y="0" w:hRule="exact" w:vAnchor="margin"/>
-        <w:widowControl w:val="1"/>
-        <w:numPr>
-          <w:ilvl w:val="0"/>
-          <w:numId w:val="0"/>
-        </w:numPr>
-        <w:suppressLineNumbers w:val="0"/>
         <w:pBdr>
           <w:top w:val="nil"/>
           <w:left w:val="nil"/>
@@ -1657,28 +1387,421 @@
           <w:between w:val="nil"/>
           <w:bar w:val="nil"/>
         </w:pBdr>
-        <w:shd w:val="clear" w:color="auto" w:fill="auto"/>
-        <w:suppressAutoHyphens w:val="0"/>
-        <w:spacing w:before="0" w:beforeAutospacing="0" w:after="0" w:afterAutospacing="0" w:line="240" w:lineRule="auto"/>
-        <w:ind w:left="0" w:right="0" w:firstLine="0"/>
-        <w:jc w:val="left"/>
-        <w:outlineLvl w:val="9"/>
       </w:pPr>
     </w:pPrDefault>
   </w:docDefaults>
+  <w:latentStyles w:defLockedState="0" w:defUIPriority="99" w:defSemiHidden="0" w:defUnhideWhenUsed="0" w:defQFormat="0" w:count="376">
+    <w:lsdException w:name="Normal" w:uiPriority="0" w:qFormat="1"/>
+    <w:lsdException w:name="heading 1" w:uiPriority="9" w:qFormat="1"/>
+    <w:lsdException w:name="heading 2" w:semiHidden="1" w:uiPriority="9" w:unhideWhenUsed="1" w:qFormat="1"/>
+    <w:lsdException w:name="heading 3" w:semiHidden="1" w:uiPriority="9" w:unhideWhenUsed="1" w:qFormat="1"/>
+    <w:lsdException w:name="heading 4" w:semiHidden="1" w:uiPriority="9" w:unhideWhenUsed="1" w:qFormat="1"/>
+    <w:lsdException w:name="heading 5" w:semiHidden="1" w:uiPriority="9" w:unhideWhenUsed="1" w:qFormat="1"/>
+    <w:lsdException w:name="heading 6" w:semiHidden="1" w:uiPriority="9" w:unhideWhenUsed="1" w:qFormat="1"/>
+    <w:lsdException w:name="heading 7" w:semiHidden="1" w:uiPriority="9" w:unhideWhenUsed="1" w:qFormat="1"/>
+    <w:lsdException w:name="heading 8" w:semiHidden="1" w:uiPriority="9" w:unhideWhenUsed="1" w:qFormat="1"/>
+    <w:lsdException w:name="heading 9" w:semiHidden="1" w:uiPriority="9" w:unhideWhenUsed="1" w:qFormat="1"/>
+    <w:lsdException w:name="index 1" w:semiHidden="1" w:unhideWhenUsed="1"/>
+    <w:lsdException w:name="index 2" w:semiHidden="1" w:unhideWhenUsed="1"/>
+    <w:lsdException w:name="index 3" w:semiHidden="1" w:unhideWhenUsed="1"/>
+    <w:lsdException w:name="index 4" w:semiHidden="1" w:unhideWhenUsed="1"/>
+    <w:lsdException w:name="index 5" w:semiHidden="1" w:unhideWhenUsed="1"/>
+    <w:lsdException w:name="index 6" w:semiHidden="1" w:unhideWhenUsed="1"/>
+    <w:lsdException w:name="index 7" w:semiHidden="1" w:unhideWhenUsed="1"/>
+    <w:lsdException w:name="index 8" w:semiHidden="1" w:unhideWhenUsed="1"/>
+    <w:lsdException w:name="index 9" w:semiHidden="1" w:unhideWhenUsed="1"/>
+    <w:lsdException w:name="toc 1" w:semiHidden="1" w:uiPriority="39" w:unhideWhenUsed="1"/>
+    <w:lsdException w:name="toc 2" w:semiHidden="1" w:uiPriority="39" w:unhideWhenUsed="1"/>
+    <w:lsdException w:name="toc 3" w:semiHidden="1" w:uiPriority="39" w:unhideWhenUsed="1"/>
+    <w:lsdException w:name="toc 4" w:semiHidden="1" w:uiPriority="39" w:unhideWhenUsed="1"/>
+    <w:lsdException w:name="toc 5" w:semiHidden="1" w:uiPriority="39" w:unhideWhenUsed="1"/>
+    <w:lsdException w:name="toc 6" w:semiHidden="1" w:uiPriority="39" w:unhideWhenUsed="1"/>
+    <w:lsdException w:name="toc 7" w:semiHidden="1" w:uiPriority="39" w:unhideWhenUsed="1"/>
+    <w:lsdException w:name="toc 8" w:semiHidden="1" w:uiPriority="39" w:unhideWhenUsed="1"/>
+    <w:lsdException w:name="toc 9" w:semiHidden="1" w:uiPriority="39" w:unhideWhenUsed="1"/>
+    <w:lsdException w:name="Normal Indent" w:semiHidden="1" w:unhideWhenUsed="1"/>
+    <w:lsdException w:name="footnote text" w:semiHidden="1" w:unhideWhenUsed="1"/>
+    <w:lsdException w:name="annotation text" w:semiHidden="1" w:unhideWhenUsed="1"/>
+    <w:lsdException w:name="header" w:semiHidden="1" w:unhideWhenUsed="1"/>
+    <w:lsdException w:name="footer" w:semiHidden="1" w:unhideWhenUsed="1"/>
+    <w:lsdException w:name="index heading" w:semiHidden="1" w:unhideWhenUsed="1"/>
+    <w:lsdException w:name="caption" w:semiHidden="1" w:uiPriority="35" w:unhideWhenUsed="1" w:qFormat="1"/>
+    <w:lsdException w:name="table of figures" w:semiHidden="1" w:unhideWhenUsed="1"/>
+    <w:lsdException w:name="envelope address" w:semiHidden="1" w:unhideWhenUsed="1"/>
+    <w:lsdException w:name="envelope return" w:semiHidden="1" w:unhideWhenUsed="1"/>
+    <w:lsdException w:name="footnote reference" w:semiHidden="1" w:unhideWhenUsed="1"/>
+    <w:lsdException w:name="annotation reference" w:semiHidden="1" w:unhideWhenUsed="1"/>
+    <w:lsdException w:name="line number" w:semiHidden="1" w:unhideWhenUsed="1"/>
+    <w:lsdException w:name="page number" w:semiHidden="1" w:unhideWhenUsed="1"/>
+    <w:lsdException w:name="endnote reference" w:semiHidden="1" w:unhideWhenUsed="1"/>
+    <w:lsdException w:name="endnote text" w:semiHidden="1" w:unhideWhenUsed="1"/>
+    <w:lsdException w:name="table of authorities" w:semiHidden="1" w:unhideWhenUsed="1"/>
+    <w:lsdException w:name="macro" w:semiHidden="1" w:unhideWhenUsed="1"/>
+    <w:lsdException w:name="toa heading" w:semiHidden="1" w:unhideWhenUsed="1"/>
+    <w:lsdException w:name="List" w:semiHidden="1" w:unhideWhenUsed="1"/>
+    <w:lsdException w:name="List Bullet" w:semiHidden="1" w:unhideWhenUsed="1"/>
+    <w:lsdException w:name="List Number" w:semiHidden="1" w:unhideWhenUsed="1"/>
+    <w:lsdException w:name="List 2" w:semiHidden="1" w:unhideWhenUsed="1"/>
+    <w:lsdException w:name="List 3" w:semiHidden="1" w:unhideWhenUsed="1"/>
+    <w:lsdException w:name="List 4" w:semiHidden="1" w:unhideWhenUsed="1"/>
+    <w:lsdException w:name="List 5" w:semiHidden="1" w:unhideWhenUsed="1"/>
+    <w:lsdException w:name="List Bullet 2" w:semiHidden="1" w:unhideWhenUsed="1"/>
+    <w:lsdException w:name="List Bullet 3" w:semiHidden="1" w:unhideWhenUsed="1"/>
+    <w:lsdException w:name="List Bullet 4" w:semiHidden="1" w:unhideWhenUsed="1"/>
+    <w:lsdException w:name="List Bullet 5" w:semiHidden="1" w:unhideWhenUsed="1"/>
+    <w:lsdException w:name="List Number 2" w:semiHidden="1" w:unhideWhenUsed="1"/>
+    <w:lsdException w:name="List Number 3" w:semiHidden="1" w:unhideWhenUsed="1"/>
+    <w:lsdException w:name="List Number 4" w:semiHidden="1" w:unhideWhenUsed="1"/>
+    <w:lsdException w:name="List Number 5" w:semiHidden="1" w:unhideWhenUsed="1"/>
+    <w:lsdException w:name="Title" w:uiPriority="10" w:qFormat="1"/>
+    <w:lsdException w:name="Closing" w:semiHidden="1" w:unhideWhenUsed="1"/>
+    <w:lsdException w:name="Signature" w:semiHidden="1" w:unhideWhenUsed="1"/>
+    <w:lsdException w:name="Default Paragraph Font" w:semiHidden="1" w:uiPriority="1" w:unhideWhenUsed="1"/>
+    <w:lsdException w:name="Body Text" w:semiHidden="1" w:unhideWhenUsed="1"/>
+    <w:lsdException w:name="Body Text Indent" w:semiHidden="1" w:unhideWhenUsed="1"/>
+    <w:lsdException w:name="List Continue" w:semiHidden="1" w:unhideWhenUsed="1"/>
+    <w:lsdException w:name="List Continue 2" w:semiHidden="1" w:unhideWhenUsed="1"/>
+    <w:lsdException w:name="List Continue 3" w:semiHidden="1" w:unhideWhenUsed="1"/>
+    <w:lsdException w:name="List Continue 4" w:semiHidden="1" w:unhideWhenUsed="1"/>
+    <w:lsdException w:name="List Continue 5" w:semiHidden="1" w:unhideWhenUsed="1"/>
+    <w:lsdException w:name="Message Header" w:semiHidden="1" w:unhideWhenUsed="1"/>
+    <w:lsdException w:name="Subtitle" w:uiPriority="11" w:qFormat="1"/>
+    <w:lsdException w:name="Salutation" w:semiHidden="1" w:unhideWhenUsed="1"/>
+    <w:lsdException w:name="Date" w:semiHidden="1" w:unhideWhenUsed="1"/>
+    <w:lsdException w:name="Body Text First Indent" w:semiHidden="1" w:unhideWhenUsed="1"/>
+    <w:lsdException w:name="Body Text First Indent 2" w:semiHidden="1" w:unhideWhenUsed="1"/>
+    <w:lsdException w:name="Note Heading" w:semiHidden="1" w:unhideWhenUsed="1"/>
+    <w:lsdException w:name="Body Text 2" w:semiHidden="1" w:unhideWhenUsed="1"/>
+    <w:lsdException w:name="Body Text 3" w:semiHidden="1" w:unhideWhenUsed="1"/>
+    <w:lsdException w:name="Body Text Indent 2" w:semiHidden="1" w:unhideWhenUsed="1"/>
+    <w:lsdException w:name="Body Text Indent 3" w:semiHidden="1" w:unhideWhenUsed="1"/>
+    <w:lsdException w:name="Block Text" w:semiHidden="1" w:unhideWhenUsed="1"/>
+    <w:lsdException w:name="Hyperlink" w:semiHidden="1" w:unhideWhenUsed="1"/>
+    <w:lsdException w:name="FollowedHyperlink" w:semiHidden="1" w:unhideWhenUsed="1"/>
+    <w:lsdException w:name="Strong" w:uiPriority="22" w:qFormat="1"/>
+    <w:lsdException w:name="Emphasis" w:uiPriority="20" w:qFormat="1"/>
+    <w:lsdException w:name="Document Map" w:semiHidden="1" w:unhideWhenUsed="1"/>
+    <w:lsdException w:name="Plain Text" w:semiHidden="1" w:unhideWhenUsed="1"/>
+    <w:lsdException w:name="E-mail Signature" w:semiHidden="1" w:unhideWhenUsed="1"/>
+    <w:lsdException w:name="HTML Top of Form" w:semiHidden="1" w:unhideWhenUsed="1"/>
+    <w:lsdException w:name="HTML Bottom of Form" w:semiHidden="1" w:unhideWhenUsed="1"/>
+    <w:lsdException w:name="Normal (Web)" w:semiHidden="1" w:unhideWhenUsed="1"/>
+    <w:lsdException w:name="HTML Acronym" w:semiHidden="1" w:unhideWhenUsed="1"/>
+    <w:lsdException w:name="HTML Address" w:semiHidden="1" w:unhideWhenUsed="1"/>
+    <w:lsdException w:name="HTML Cite" w:semiHidden="1" w:unhideWhenUsed="1"/>
+    <w:lsdException w:name="HTML Code" w:semiHidden="1" w:unhideWhenUsed="1"/>
+    <w:lsdException w:name="HTML Definition" w:semiHidden="1" w:unhideWhenUsed="1"/>
+    <w:lsdException w:name="HTML Keyboard" w:semiHidden="1" w:unhideWhenUsed="1"/>
+    <w:lsdException w:name="HTML Preformatted" w:semiHidden="1" w:unhideWhenUsed="1"/>
+    <w:lsdException w:name="HTML Sample" w:semiHidden="1" w:unhideWhenUsed="1"/>
+    <w:lsdException w:name="HTML Typewriter" w:semiHidden="1" w:unhideWhenUsed="1"/>
+    <w:lsdException w:name="HTML Variable" w:semiHidden="1" w:unhideWhenUsed="1"/>
+    <w:lsdException w:name="Normal Table" w:semiHidden="1" w:unhideWhenUsed="1"/>
+    <w:lsdException w:name="annotation subject" w:semiHidden="1" w:unhideWhenUsed="1"/>
+    <w:lsdException w:name="No List" w:semiHidden="1" w:unhideWhenUsed="1"/>
+    <w:lsdException w:name="Outline List 1" w:semiHidden="1" w:unhideWhenUsed="1"/>
+    <w:lsdException w:name="Outline List 2" w:semiHidden="1" w:unhideWhenUsed="1"/>
+    <w:lsdException w:name="Outline List 3" w:semiHidden="1" w:unhideWhenUsed="1"/>
+    <w:lsdException w:name="Table Simple 1" w:semiHidden="1" w:unhideWhenUsed="1"/>
+    <w:lsdException w:name="Table Simple 2" w:semiHidden="1" w:unhideWhenUsed="1"/>
+    <w:lsdException w:name="Table Simple 3" w:semiHidden="1" w:unhideWhenUsed="1"/>
+    <w:lsdException w:name="Table Classic 1" w:semiHidden="1" w:unhideWhenUsed="1"/>
+    <w:lsdException w:name="Table Classic 2" w:semiHidden="1" w:unhideWhenUsed="1"/>
+    <w:lsdException w:name="Table Classic 3" w:semiHidden="1" w:unhideWhenUsed="1"/>
+    <w:lsdException w:name="Table Classic 4" w:semiHidden="1" w:unhideWhenUsed="1"/>
+    <w:lsdException w:name="Table Colorful 1" w:semiHidden="1" w:unhideWhenUsed="1"/>
+    <w:lsdException w:name="Table Colorful 2" w:semiHidden="1" w:unhideWhenUsed="1"/>
+    <w:lsdException w:name="Table Colorful 3" w:semiHidden="1" w:unhideWhenUsed="1"/>
+    <w:lsdException w:name="Table Columns 1" w:semiHidden="1" w:unhideWhenUsed="1"/>
+    <w:lsdException w:name="Table Columns 2" w:semiHidden="1" w:unhideWhenUsed="1"/>
+    <w:lsdException w:name="Table Columns 3" w:semiHidden="1" w:unhideWhenUsed="1"/>
+    <w:lsdException w:name="Table Columns 4" w:semiHidden="1" w:unhideWhenUsed="1"/>
+    <w:lsdException w:name="Table Columns 5" w:semiHidden="1" w:unhideWhenUsed="1"/>
+    <w:lsdException w:name="Table Grid 1" w:semiHidden="1" w:unhideWhenUsed="1"/>
+    <w:lsdException w:name="Table Grid 2" w:semiHidden="1" w:unhideWhenUsed="1"/>
+    <w:lsdException w:name="Table Grid 3" w:semiHidden="1" w:unhideWhenUsed="1"/>
+    <w:lsdException w:name="Table Grid 4" w:semiHidden="1" w:unhideWhenUsed="1"/>
+    <w:lsdException w:name="Table Grid 5" w:semiHidden="1" w:unhideWhenUsed="1"/>
+    <w:lsdException w:name="Table Grid 6" w:semiHidden="1" w:unhideWhenUsed="1"/>
+    <w:lsdException w:name="Table Grid 7" w:semiHidden="1" w:unhideWhenUsed="1"/>
+    <w:lsdException w:name="Table Grid 8" w:semiHidden="1" w:unhideWhenUsed="1"/>
+    <w:lsdException w:name="Table List 1" w:semiHidden="1" w:unhideWhenUsed="1"/>
+    <w:lsdException w:name="Table List 2" w:semiHidden="1" w:unhideWhenUsed="1"/>
+    <w:lsdException w:name="Table List 3" w:semiHidden="1" w:unhideWhenUsed="1"/>
+    <w:lsdException w:name="Table List 4" w:semiHidden="1" w:unhideWhenUsed="1"/>
+    <w:lsdException w:name="Table List 5" w:semiHidden="1" w:unhideWhenUsed="1"/>
+    <w:lsdException w:name="Table List 6" w:semiHidden="1" w:unhideWhenUsed="1"/>
+    <w:lsdException w:name="Table List 7" w:semiHidden="1" w:unhideWhenUsed="1"/>
+    <w:lsdException w:name="Table List 8" w:semiHidden="1" w:unhideWhenUsed="1"/>
+    <w:lsdException w:name="Table 3D effects 1" w:semiHidden="1" w:unhideWhenUsed="1"/>
+    <w:lsdException w:name="Table 3D effects 2" w:semiHidden="1" w:unhideWhenUsed="1"/>
+    <w:lsdException w:name="Table 3D effects 3" w:semiHidden="1" w:unhideWhenUsed="1"/>
+    <w:lsdException w:name="Table Contemporary" w:semiHidden="1" w:unhideWhenUsed="1"/>
+    <w:lsdException w:name="Table Elegant" w:semiHidden="1" w:unhideWhenUsed="1"/>
+    <w:lsdException w:name="Table Professional" w:semiHidden="1" w:unhideWhenUsed="1"/>
+    <w:lsdException w:name="Table Subtle 1" w:semiHidden="1" w:unhideWhenUsed="1"/>
+    <w:lsdException w:name="Table Subtle 2" w:semiHidden="1" w:unhideWhenUsed="1"/>
+    <w:lsdException w:name="Table Web 1" w:semiHidden="1" w:unhideWhenUsed="1"/>
+    <w:lsdException w:name="Table Web 2" w:semiHidden="1" w:unhideWhenUsed="1"/>
+    <w:lsdException w:name="Table Web 3" w:semiHidden="1" w:unhideWhenUsed="1"/>
+    <w:lsdException w:name="Balloon Text" w:semiHidden="1" w:unhideWhenUsed="1"/>
+    <w:lsdException w:name="Table Grid" w:uiPriority="39"/>
+    <w:lsdException w:name="Table Theme" w:semiHidden="1" w:unhideWhenUsed="1"/>
+    <w:lsdException w:name="Placeholder Text" w:semiHidden="1"/>
+    <w:lsdException w:name="No Spacing" w:uiPriority="1" w:qFormat="1"/>
+    <w:lsdException w:name="Light Shading" w:uiPriority="60"/>
+    <w:lsdException w:name="Light List" w:uiPriority="61"/>
+    <w:lsdException w:name="Light Grid" w:uiPriority="62"/>
+    <w:lsdException w:name="Medium Shading 1" w:uiPriority="63"/>
+    <w:lsdException w:name="Medium Shading 2" w:uiPriority="64"/>
+    <w:lsdException w:name="Medium List 1" w:uiPriority="65"/>
+    <w:lsdException w:name="Medium List 2" w:uiPriority="66"/>
+    <w:lsdException w:name="Medium Grid 1" w:uiPriority="67"/>
+    <w:lsdException w:name="Medium Grid 2" w:uiPriority="68"/>
+    <w:lsdException w:name="Medium Grid 3" w:uiPriority="69"/>
+    <w:lsdException w:name="Dark List" w:uiPriority="70"/>
+    <w:lsdException w:name="Colorful Shading" w:uiPriority="71"/>
+    <w:lsdException w:name="Colorful List" w:uiPriority="72"/>
+    <w:lsdException w:name="Colorful Grid" w:uiPriority="73"/>
+    <w:lsdException w:name="Light Shading Accent 1" w:uiPriority="60"/>
+    <w:lsdException w:name="Light List Accent 1" w:uiPriority="61"/>
+    <w:lsdException w:name="Light Grid Accent 1" w:uiPriority="62"/>
+    <w:lsdException w:name="Medium Shading 1 Accent 1" w:uiPriority="63"/>
+    <w:lsdException w:name="Medium Shading 2 Accent 1" w:uiPriority="64"/>
+    <w:lsdException w:name="Medium List 1 Accent 1" w:uiPriority="65"/>
+    <w:lsdException w:name="Revision" w:semiHidden="1"/>
+    <w:lsdException w:name="List Paragraph" w:uiPriority="34" w:qFormat="1"/>
+    <w:lsdException w:name="Quote" w:uiPriority="29" w:qFormat="1"/>
+    <w:lsdException w:name="Intense Quote" w:uiPriority="30" w:qFormat="1"/>
+    <w:lsdException w:name="Medium List 2 Accent 1" w:uiPriority="66"/>
+    <w:lsdException w:name="Medium Grid 1 Accent 1" w:uiPriority="67"/>
+    <w:lsdException w:name="Medium Grid 2 Accent 1" w:uiPriority="68"/>
+    <w:lsdException w:name="Medium Grid 3 Accent 1" w:uiPriority="69"/>
+    <w:lsdException w:name="Dark List Accent 1" w:uiPriority="70"/>
+    <w:lsdException w:name="Colorful Shading Accent 1" w:uiPriority="71"/>
+    <w:lsdException w:name="Colorful List Accent 1" w:uiPriority="72"/>
+    <w:lsdException w:name="Colorful Grid Accent 1" w:uiPriority="73"/>
+    <w:lsdException w:name="Light Shading Accent 2" w:uiPriority="60"/>
+    <w:lsdException w:name="Light List Accent 2" w:uiPriority="61"/>
+    <w:lsdException w:name="Light Grid Accent 2" w:uiPriority="62"/>
+    <w:lsdException w:name="Medium Shading 1 Accent 2" w:uiPriority="63"/>
+    <w:lsdException w:name="Medium Shading 2 Accent 2" w:uiPriority="64"/>
+    <w:lsdException w:name="Medium List 1 Accent 2" w:uiPriority="65"/>
+    <w:lsdException w:name="Medium List 2 Accent 2" w:uiPriority="66"/>
+    <w:lsdException w:name="Medium Grid 1 Accent 2" w:uiPriority="67"/>
+    <w:lsdException w:name="Medium Grid 2 Accent 2" w:uiPriority="68"/>
+    <w:lsdException w:name="Medium Grid 3 Accent 2" w:uiPriority="69"/>
+    <w:lsdException w:name="Dark List Accent 2" w:uiPriority="70"/>
+    <w:lsdException w:name="Colorful Shading Accent 2" w:uiPriority="71"/>
+    <w:lsdException w:name="Colorful List Accent 2" w:uiPriority="72"/>
+    <w:lsdException w:name="Colorful Grid Accent 2" w:uiPriority="73"/>
+    <w:lsdException w:name="Light Shading Accent 3" w:uiPriority="60"/>
+    <w:lsdException w:name="Light List Accent 3" w:uiPriority="61"/>
+    <w:lsdException w:name="Light Grid Accent 3" w:uiPriority="62"/>
+    <w:lsdException w:name="Medium Shading 1 Accent 3" w:uiPriority="63"/>
+    <w:lsdException w:name="Medium Shading 2 Accent 3" w:uiPriority="64"/>
+    <w:lsdException w:name="Medium List 1 Accent 3" w:uiPriority="65"/>
+    <w:lsdException w:name="Medium List 2 Accent 3" w:uiPriority="66"/>
+    <w:lsdException w:name="Medium Grid 1 Accent 3" w:uiPriority="67"/>
+    <w:lsdException w:name="Medium Grid 2 Accent 3" w:uiPriority="68"/>
+    <w:lsdException w:name="Medium Grid 3 Accent 3" w:uiPriority="69"/>
+    <w:lsdException w:name="Dark List Accent 3" w:uiPriority="70"/>
+    <w:lsdException w:name="Colorful Shading Accent 3" w:uiPriority="71"/>
+    <w:lsdException w:name="Colorful List Accent 3" w:uiPriority="72"/>
+    <w:lsdException w:name="Colorful Grid Accent 3" w:uiPriority="73"/>
+    <w:lsdException w:name="Light Shading Accent 4" w:uiPriority="60"/>
+    <w:lsdException w:name="Light List Accent 4" w:uiPriority="61"/>
+    <w:lsdException w:name="Light Grid Accent 4" w:uiPriority="62"/>
+    <w:lsdException w:name="Medium Shading 1 Accent 4" w:uiPriority="63"/>
+    <w:lsdException w:name="Medium Shading 2 Accent 4" w:uiPriority="64"/>
+    <w:lsdException w:name="Medium List 1 Accent 4" w:uiPriority="65"/>
+    <w:lsdException w:name="Medium List 2 Accent 4" w:uiPriority="66"/>
+    <w:lsdException w:name="Medium Grid 1 Accent 4" w:uiPriority="67"/>
+    <w:lsdException w:name="Medium Grid 2 Accent 4" w:uiPriority="68"/>
+    <w:lsdException w:name="Medium Grid 3 Accent 4" w:uiPriority="69"/>
+    <w:lsdException w:name="Dark List Accent 4" w:uiPriority="70"/>
+    <w:lsdException w:name="Colorful Shading Accent 4" w:uiPriority="71"/>
+    <w:lsdException w:name="Colorful List Accent 4" w:uiPriority="72"/>
+    <w:lsdException w:name="Colorful Grid Accent 4" w:uiPriority="73"/>
+    <w:lsdException w:name="Light Shading Accent 5" w:uiPriority="60"/>
+    <w:lsdException w:name="Light List Accent 5" w:uiPriority="61"/>
+    <w:lsdException w:name="Light Grid Accent 5" w:uiPriority="62"/>
+    <w:lsdException w:name="Medium Shading 1 Accent 5" w:uiPriority="63"/>
+    <w:lsdException w:name="Medium Shading 2 Accent 5" w:uiPriority="64"/>
+    <w:lsdException w:name="Medium List 1 Accent 5" w:uiPriority="65"/>
+    <w:lsdException w:name="Medium List 2 Accent 5" w:uiPriority="66"/>
+    <w:lsdException w:name="Medium Grid 1 Accent 5" w:uiPriority="67"/>
+    <w:lsdException w:name="Medium Grid 2 Accent 5" w:uiPriority="68"/>
+    <w:lsdException w:name="Medium Grid 3 Accent 5" w:uiPriority="69"/>
+    <w:lsdException w:name="Dark List Accent 5" w:uiPriority="70"/>
+    <w:lsdException w:name="Colorful Shading Accent 5" w:uiPriority="71"/>
+    <w:lsdException w:name="Colorful List Accent 5" w:uiPriority="72"/>
+    <w:lsdException w:name="Colorful Grid Accent 5" w:uiPriority="73"/>
+    <w:lsdException w:name="Light Shading Accent 6" w:uiPriority="60"/>
+    <w:lsdException w:name="Light List Accent 6" w:uiPriority="61"/>
+    <w:lsdException w:name="Light Grid Accent 6" w:uiPriority="62"/>
+    <w:lsdException w:name="Medium Shading 1 Accent 6" w:uiPriority="63"/>
+    <w:lsdException w:name="Medium Shading 2 Accent 6" w:uiPriority="64"/>
+    <w:lsdException w:name="Medium List 1 Accent 6" w:uiPriority="65"/>
+    <w:lsdException w:name="Medium List 2 Accent 6" w:uiPriority="66"/>
+    <w:lsdException w:name="Medium Grid 1 Accent 6" w:uiPriority="67"/>
+    <w:lsdException w:name="Medium Grid 2 Accent 6" w:uiPriority="68"/>
+    <w:lsdException w:name="Medium Grid 3 Accent 6" w:uiPriority="69"/>
+    <w:lsdException w:name="Dark List Accent 6" w:uiPriority="70"/>
+    <w:lsdException w:name="Colorful Shading Accent 6" w:uiPriority="71"/>
+    <w:lsdException w:name="Colorful List Accent 6" w:uiPriority="72"/>
+    <w:lsdException w:name="Colorful Grid Accent 6" w:uiPriority="73"/>
+    <w:lsdException w:name="Subtle Emphasis" w:uiPriority="19" w:qFormat="1"/>
+    <w:lsdException w:name="Intense Emphasis" w:uiPriority="21" w:qFormat="1"/>
+    <w:lsdException w:name="Subtle Reference" w:uiPriority="31" w:qFormat="1"/>
+    <w:lsdException w:name="Intense Reference" w:uiPriority="32" w:qFormat="1"/>
+    <w:lsdException w:name="Book Title" w:uiPriority="33" w:qFormat="1"/>
+    <w:lsdException w:name="Bibliography" w:semiHidden="1" w:uiPriority="37" w:unhideWhenUsed="1"/>
+    <w:lsdException w:name="TOC Heading" w:semiHidden="1" w:uiPriority="39" w:unhideWhenUsed="1" w:qFormat="1"/>
+    <w:lsdException w:name="Plain Table 1" w:uiPriority="41"/>
+    <w:lsdException w:name="Plain Table 2" w:uiPriority="42"/>
+    <w:lsdException w:name="Plain Table 3" w:uiPriority="43"/>
+    <w:lsdException w:name="Plain Table 4" w:uiPriority="44"/>
+    <w:lsdException w:name="Plain Table 5" w:uiPriority="45"/>
+    <w:lsdException w:name="Grid Table Light" w:uiPriority="40"/>
+    <w:lsdException w:name="Grid Table 1 Light" w:uiPriority="46"/>
+    <w:lsdException w:name="Grid Table 2" w:uiPriority="47"/>
+    <w:lsdException w:name="Grid Table 3" w:uiPriority="48"/>
+    <w:lsdException w:name="Grid Table 4" w:uiPriority="49"/>
+    <w:lsdException w:name="Grid Table 5 Dark" w:uiPriority="50"/>
+    <w:lsdException w:name="Grid Table 6 Colorful" w:uiPriority="51"/>
+    <w:lsdException w:name="Grid Table 7 Colorful" w:uiPriority="52"/>
+    <w:lsdException w:name="Grid Table 1 Light Accent 1" w:uiPriority="46"/>
+    <w:lsdException w:name="Grid Table 2 Accent 1" w:uiPriority="47"/>
+    <w:lsdException w:name="Grid Table 3 Accent 1" w:uiPriority="48"/>
+    <w:lsdException w:name="Grid Table 4 Accent 1" w:uiPriority="49"/>
+    <w:lsdException w:name="Grid Table 5 Dark Accent 1" w:uiPriority="50"/>
+    <w:lsdException w:name="Grid Table 6 Colorful Accent 1" w:uiPriority="51"/>
+    <w:lsdException w:name="Grid Table 7 Colorful Accent 1" w:uiPriority="52"/>
+    <w:lsdException w:name="Grid Table 1 Light Accent 2" w:uiPriority="46"/>
+    <w:lsdException w:name="Grid Table 2 Accent 2" w:uiPriority="47"/>
+    <w:lsdException w:name="Grid Table 3 Accent 2" w:uiPriority="48"/>
+    <w:lsdException w:name="Grid Table 4 Accent 2" w:uiPriority="49"/>
+    <w:lsdException w:name="Grid Table 5 Dark Accent 2" w:uiPriority="50"/>
+    <w:lsdException w:name="Grid Table 6 Colorful Accent 2" w:uiPriority="51"/>
+    <w:lsdException w:name="Grid Table 7 Colorful Accent 2" w:uiPriority="52"/>
+    <w:lsdException w:name="Grid Table 1 Light Accent 3" w:uiPriority="46"/>
+    <w:lsdException w:name="Grid Table 2 Accent 3" w:uiPriority="47"/>
+    <w:lsdException w:name="Grid Table 3 Accent 3" w:uiPriority="48"/>
+    <w:lsdException w:name="Grid Table 4 Accent 3" w:uiPriority="49"/>
+    <w:lsdException w:name="Grid Table 5 Dark Accent 3" w:uiPriority="50"/>
+    <w:lsdException w:name="Grid Table 6 Colorful Accent 3" w:uiPriority="51"/>
+    <w:lsdException w:name="Grid Table 7 Colorful Accent 3" w:uiPriority="52"/>
+    <w:lsdException w:name="Grid Table 1 Light Accent 4" w:uiPriority="46"/>
+    <w:lsdException w:name="Grid Table 2 Accent 4" w:uiPriority="47"/>
+    <w:lsdException w:name="Grid Table 3 Accent 4" w:uiPriority="48"/>
+    <w:lsdException w:name="Grid Table 4 Accent 4" w:uiPriority="49"/>
+    <w:lsdException w:name="Grid Table 5 Dark Accent 4" w:uiPriority="50"/>
+    <w:lsdException w:name="Grid Table 6 Colorful Accent 4" w:uiPriority="51"/>
+    <w:lsdException w:name="Grid Table 7 Colorful Accent 4" w:uiPriority="52"/>
+    <w:lsdException w:name="Grid Table 1 Light Accent 5" w:uiPriority="46"/>
+    <w:lsdException w:name="Grid Table 2 Accent 5" w:uiPriority="47"/>
+    <w:lsdException w:name="Grid Table 3 Accent 5" w:uiPriority="48"/>
+    <w:lsdException w:name="Grid Table 4 Accent 5" w:uiPriority="49"/>
+    <w:lsdException w:name="Grid Table 5 Dark Accent 5" w:uiPriority="50"/>
+    <w:lsdException w:name="Grid Table 6 Colorful Accent 5" w:uiPriority="51"/>
+    <w:lsdException w:name="Grid Table 7 Colorful Accent 5" w:uiPriority="52"/>
+    <w:lsdException w:name="Grid Table 1 Light Accent 6" w:uiPriority="46"/>
+    <w:lsdException w:name="Grid Table 2 Accent 6" w:uiPriority="47"/>
+    <w:lsdException w:name="Grid Table 3 Accent 6" w:uiPriority="48"/>
+    <w:lsdException w:name="Grid Table 4 Accent 6" w:uiPriority="49"/>
+    <w:lsdException w:name="Grid Table 5 Dark Accent 6" w:uiPriority="50"/>
+    <w:lsdException w:name="Grid Table 6 Colorful Accent 6" w:uiPriority="51"/>
+    <w:lsdException w:name="Grid Table 7 Colorful Accent 6" w:uiPriority="52"/>
+    <w:lsdException w:name="List Table 1 Light" w:uiPriority="46"/>
+    <w:lsdException w:name="List Table 2" w:uiPriority="47"/>
+    <w:lsdException w:name="List Table 3" w:uiPriority="48"/>
+    <w:lsdException w:name="List Table 4" w:uiPriority="49"/>
+    <w:lsdException w:name="List Table 5 Dark" w:uiPriority="50"/>
+    <w:lsdException w:name="List Table 6 Colorful" w:uiPriority="51"/>
+    <w:lsdException w:name="List Table 7 Colorful" w:uiPriority="52"/>
+    <w:lsdException w:name="List Table 1 Light Accent 1" w:uiPriority="46"/>
+    <w:lsdException w:name="List Table 2 Accent 1" w:uiPriority="47"/>
+    <w:lsdException w:name="List Table 3 Accent 1" w:uiPriority="48"/>
+    <w:lsdException w:name="List Table 4 Accent 1" w:uiPriority="49"/>
+    <w:lsdException w:name="List Table 5 Dark Accent 1" w:uiPriority="50"/>
+    <w:lsdException w:name="List Table 6 Colorful Accent 1" w:uiPriority="51"/>
+    <w:lsdException w:name="List Table 7 Colorful Accent 1" w:uiPriority="52"/>
+    <w:lsdException w:name="List Table 1 Light Accent 2" w:uiPriority="46"/>
+    <w:lsdException w:name="List Table 2 Accent 2" w:uiPriority="47"/>
+    <w:lsdException w:name="List Table 3 Accent 2" w:uiPriority="48"/>
+    <w:lsdException w:name="List Table 4 Accent 2" w:uiPriority="49"/>
+    <w:lsdException w:name="List Table 5 Dark Accent 2" w:uiPriority="50"/>
+    <w:lsdException w:name="List Table 6 Colorful Accent 2" w:uiPriority="51"/>
+    <w:lsdException w:name="List Table 7 Colorful Accent 2" w:uiPriority="52"/>
+    <w:lsdException w:name="List Table 1 Light Accent 3" w:uiPriority="46"/>
+    <w:lsdException w:name="List Table 2 Accent 3" w:uiPriority="47"/>
+    <w:lsdException w:name="List Table 3 Accent 3" w:uiPriority="48"/>
+    <w:lsdException w:name="List Table 4 Accent 3" w:uiPriority="49"/>
+    <w:lsdException w:name="List Table 5 Dark Accent 3" w:uiPriority="50"/>
+    <w:lsdException w:name="List Table 6 Colorful Accent 3" w:uiPriority="51"/>
+    <w:lsdException w:name="List Table 7 Colorful Accent 3" w:uiPriority="52"/>
+    <w:lsdException w:name="List Table 1 Light Accent 4" w:uiPriority="46"/>
+    <w:lsdException w:name="List Table 2 Accent 4" w:uiPriority="47"/>
+    <w:lsdException w:name="List Table 3 Accent 4" w:uiPriority="48"/>
+    <w:lsdException w:name="List Table 4 Accent 4" w:uiPriority="49"/>
+    <w:lsdException w:name="List Table 5 Dark Accent 4" w:uiPriority="50"/>
+    <w:lsdException w:name="List Table 6 Colorful Accent 4" w:uiPriority="51"/>
+    <w:lsdException w:name="List Table 7 Colorful Accent 4" w:uiPriority="52"/>
+    <w:lsdException w:name="List Table 1 Light Accent 5" w:uiPriority="46"/>
+    <w:lsdException w:name="List Table 2 Accent 5" w:uiPriority="47"/>
+    <w:lsdException w:name="List Table 3 Accent 5" w:uiPriority="48"/>
+    <w:lsdException w:name="List Table 4 Accent 5" w:uiPriority="49"/>
+    <w:lsdException w:name="List Table 5 Dark Accent 5" w:uiPriority="50"/>
+    <w:lsdException w:name="List Table 6 Colorful Accent 5" w:uiPriority="51"/>
+    <w:lsdException w:name="List Table 7 Colorful Accent 5" w:uiPriority="52"/>
+    <w:lsdException w:name="List Table 1 Light Accent 6" w:uiPriority="46"/>
+    <w:lsdException w:name="List Table 2 Accent 6" w:uiPriority="47"/>
+    <w:lsdException w:name="List Table 3 Accent 6" w:uiPriority="48"/>
+    <w:lsdException w:name="List Table 4 Accent 6" w:uiPriority="49"/>
+    <w:lsdException w:name="List Table 5 Dark Accent 6" w:uiPriority="50"/>
+    <w:lsdException w:name="List Table 6 Colorful Accent 6" w:uiPriority="51"/>
+    <w:lsdException w:name="List Table 7 Colorful Accent 6" w:uiPriority="52"/>
+    <w:lsdException w:name="Mention" w:semiHidden="1" w:unhideWhenUsed="1"/>
+    <w:lsdException w:name="Smart Hyperlink" w:semiHidden="1" w:unhideWhenUsed="1"/>
+    <w:lsdException w:name="Hashtag" w:semiHidden="1" w:unhideWhenUsed="1"/>
+    <w:lsdException w:name="Unresolved Mention" w:semiHidden="1" w:unhideWhenUsed="1"/>
+    <w:lsdException w:name="Smart Link" w:semiHidden="1" w:unhideWhenUsed="1"/>
+  </w:latentStyles>
   <w:style w:type="paragraph" w:default="1" w:styleId="Normal">
     <w:name w:val="Normal"/>
-    <w:next w:val="Normal"/>
-    <w:pPr/>
+    <w:qFormat/>
     <w:rPr>
       <w:sz w:val="24"/>
       <w:szCs w:val="24"/>
-      <w:lang w:val="en-US" w:eastAsia="en-US" w:bidi="ar-SA"/>
+      <w:lang w:val="en-US" w:eastAsia="en-US"/>
     </w:rPr>
   </w:style>
-  <w:style w:type="character" w:default="1" w:styleId="Default Paragraph Font">
+  <w:style w:type="character" w:default="1" w:styleId="DefaultParagraphFont">
     <w:name w:val="Default Paragraph Font"/>
-    <w:next w:val="Default Paragraph Font"/>
+    <w:uiPriority w:val="1"/>
+    <w:unhideWhenUsed/>
+  </w:style>
+  <w:style w:type="table" w:default="1" w:styleId="TableNormal">
+    <w:name w:val="Normal Table"/>
+    <w:uiPriority w:val="99"/>
+    <w:semiHidden/>
+    <w:unhideWhenUsed/>
+    <w:tblPr>
+      <w:tblInd w:w="0" w:type="dxa"/>
+      <w:tblCellMar>
+        <w:top w:w="0" w:type="dxa"/>
+        <w:left w:w="108" w:type="dxa"/>
+        <w:bottom w:w="0" w:type="dxa"/>
+        <w:right w:w="108" w:type="dxa"/>
+      </w:tblCellMar>
+    </w:tblPr>
+  </w:style>
+  <w:style w:type="numbering" w:default="1" w:styleId="NoList">
+    <w:name w:val="No List"/>
+    <w:uiPriority w:val="99"/>
+    <w:semiHidden/>
+    <w:unhideWhenUsed/>
   </w:style>
   <w:style w:type="character" w:styleId="Hyperlink">
     <w:name w:val="Hyperlink"/>
@@ -1686,244 +1809,91 @@
       <w:u w:val="single"/>
     </w:rPr>
   </w:style>
-  <w:style w:type="table" w:default="1" w:styleId="Table Normal">
-    <w:name w:val="Table Normal"/>
-    <w:next w:val="Table Normal"/>
-    <w:pPr/>
-    <w:tblPr>
-      <w:tblInd w:w="0" w:type="dxa"/>
-    </w:tblPr>
-    <w:trPr/>
-    <w:tcPr/>
-    <w:tblStylePr w:type="firstRow"/>
-    <w:tblStylePr w:type="lastRow"/>
-    <w:tblStylePr w:type="firstCol"/>
-    <w:tblStylePr w:type="lastCol"/>
-    <w:tblStylePr w:type="band1Vert"/>
-    <w:tblStylePr w:type="band2Vert"/>
-    <w:tblStylePr w:type="band1Horz"/>
-    <w:tblStylePr w:type="band2Horz"/>
-    <w:tblStylePr w:type="neCell"/>
-    <w:tblStylePr w:type="nwCell"/>
-    <w:tblStylePr w:type="seCell"/>
-    <w:tblStylePr w:type="swCell"/>
-  </w:style>
-  <w:style w:type="numbering" w:default="1" w:styleId="No List">
-    <w:name w:val="No List"/>
-    <w:next w:val="No List"/>
-    <w:pPr/>
-  </w:style>
-  <w:style w:type="paragraph" w:styleId="header">
+  <w:style w:type="paragraph" w:styleId="Header">
     <w:name w:val="header"/>
-    <w:next w:val="header"/>
     <w:pPr>
-      <w:keepNext w:val="0"/>
-      <w:keepLines w:val="0"/>
-      <w:pageBreakBefore w:val="0"/>
-      <w:widowControl w:val="1"/>
-      <w:shd w:val="clear" w:color="auto" w:fill="auto"/>
       <w:tabs>
         <w:tab w:val="center" w:pos="4819"/>
         <w:tab w:val="right" w:pos="9638"/>
       </w:tabs>
-      <w:suppressAutoHyphens w:val="0"/>
-      <w:bidi w:val="0"/>
-      <w:spacing w:before="0" w:after="0" w:line="240" w:lineRule="auto"/>
-      <w:ind w:left="0" w:right="0" w:firstLine="0"/>
-      <w:jc w:val="left"/>
-      <w:outlineLvl w:val="9"/>
     </w:pPr>
     <w:rPr>
-      <w:rFonts w:ascii="Calibri" w:cs="Arial Unicode MS" w:hAnsi="Calibri" w:eastAsia="Arial Unicode MS"/>
-      <w:b w:val="0"/>
-      <w:bCs w:val="0"/>
-      <w:i w:val="0"/>
-      <w:iCs w:val="0"/>
-      <w:caps w:val="0"/>
-      <w:smallCaps w:val="0"/>
-      <w:strike w:val="0"/>
-      <w:dstrike w:val="0"/>
-      <w:outline w:val="0"/>
+      <w:rFonts w:ascii="Calibri" w:hAnsi="Calibri" w:cs="Arial Unicode MS"/>
       <w:color w:val="000000"/>
-      <w:spacing w:val="0"/>
-      <w:kern w:val="0"/>
-      <w:position w:val="0"/>
       <w:sz w:val="22"/>
       <w:szCs w:val="22"/>
-      <w:u w:val="none" w:color="000000"/>
-      <w:shd w:val="nil" w:color="auto" w:fill="auto"/>
-      <w:vertAlign w:val="baseline"/>
-      <w:lang w:val="it-IT"/>
-      <w14:textFill>
-        <w14:solidFill>
-          <w14:srgbClr w14:val="000000"/>
-        </w14:solidFill>
-      </w14:textFill>
+      <w:u w:color="000000"/>
     </w:rPr>
   </w:style>
-  <w:style w:type="paragraph" w:styleId="footer">
+  <w:style w:type="paragraph" w:styleId="Footer">
     <w:name w:val="footer"/>
-    <w:next w:val="footer"/>
     <w:pPr>
-      <w:keepNext w:val="0"/>
-      <w:keepLines w:val="0"/>
-      <w:pageBreakBefore w:val="0"/>
-      <w:widowControl w:val="1"/>
-      <w:shd w:val="clear" w:color="auto" w:fill="auto"/>
       <w:tabs>
         <w:tab w:val="center" w:pos="4819"/>
         <w:tab w:val="right" w:pos="9638"/>
       </w:tabs>
-      <w:suppressAutoHyphens w:val="0"/>
-      <w:bidi w:val="0"/>
-      <w:spacing w:before="0" w:after="0" w:line="240" w:lineRule="auto"/>
-      <w:ind w:left="0" w:right="0" w:firstLine="0"/>
-      <w:jc w:val="left"/>
-      <w:outlineLvl w:val="9"/>
     </w:pPr>
     <w:rPr>
-      <w:rFonts w:ascii="Calibri" w:cs="Arial Unicode MS" w:hAnsi="Calibri" w:eastAsia="Arial Unicode MS"/>
-      <w:b w:val="0"/>
-      <w:bCs w:val="0"/>
-      <w:i w:val="0"/>
-      <w:iCs w:val="0"/>
-      <w:caps w:val="0"/>
-      <w:smallCaps w:val="0"/>
-      <w:strike w:val="0"/>
-      <w:dstrike w:val="0"/>
-      <w:outline w:val="0"/>
+      <w:rFonts w:ascii="Calibri" w:hAnsi="Calibri" w:cs="Arial Unicode MS"/>
       <w:color w:val="000000"/>
-      <w:spacing w:val="0"/>
-      <w:kern w:val="0"/>
-      <w:position w:val="0"/>
       <w:sz w:val="22"/>
       <w:szCs w:val="22"/>
-      <w:u w:val="none" w:color="000000"/>
-      <w:shd w:val="nil" w:color="auto" w:fill="auto"/>
-      <w:vertAlign w:val="baseline"/>
-      <w:lang w:val="it-IT"/>
-      <w14:textFill>
-        <w14:solidFill>
-          <w14:srgbClr w14:val="000000"/>
-        </w14:solidFill>
-      </w14:textFill>
+      <w:u w:color="000000"/>
     </w:rPr>
   </w:style>
-  <w:style w:type="character" w:styleId="Link">
+  <w:style w:type="character" w:customStyle="1" w:styleId="Link">
     <w:name w:val="Link"/>
     <w:rPr>
       <w:outline w:val="0"/>
-      <w:color w:val="0563c1"/>
-      <w:u w:val="single" w:color="0563c1"/>
-      <w14:textFill>
-        <w14:solidFill>
-          <w14:srgbClr w14:val="0563C1"/>
-        </w14:solidFill>
-      </w14:textFill>
+      <w:color w:val="0563C1"/>
+      <w:u w:val="single" w:color="0563C1"/>
     </w:rPr>
   </w:style>
-  <w:style w:type="character" w:styleId="Hyperlink.0">
+  <w:style w:type="character" w:customStyle="1" w:styleId="Hyperlink0">
     <w:name w:val="Hyperlink.0"/>
     <w:basedOn w:val="Link"/>
-    <w:next w:val="Hyperlink.0"/>
     <w:rPr>
-      <w:rFonts w:ascii="IBM Plex Sans ExtraLight" w:cs="IBM Plex Sans ExtraLight" w:hAnsi="IBM Plex Sans ExtraLight" w:eastAsia="IBM Plex Sans ExtraLight"/>
+      <w:rFonts w:ascii="IBM Plex Sans ExtraLight" w:eastAsia="IBM Plex Sans ExtraLight" w:hAnsi="IBM Plex Sans ExtraLight" w:cs="IBM Plex Sans ExtraLight"/>
+      <w:outline w:val="0"/>
+      <w:color w:val="0563C1"/>
       <w:sz w:val="16"/>
       <w:szCs w:val="16"/>
+      <w:u w:val="single" w:color="0563C1"/>
     </w:rPr>
   </w:style>
-  <w:style w:type="paragraph" w:styleId="Body">
+  <w:style w:type="paragraph" w:customStyle="1" w:styleId="Body">
     <w:name w:val="Body"/>
-    <w:next w:val="Body"/>
     <w:pPr>
-      <w:keepNext w:val="0"/>
-      <w:keepLines w:val="0"/>
-      <w:pageBreakBefore w:val="0"/>
-      <w:widowControl w:val="1"/>
-      <w:shd w:val="clear" w:color="auto" w:fill="auto"/>
-      <w:suppressAutoHyphens w:val="0"/>
-      <w:bidi w:val="0"/>
-      <w:spacing w:before="0" w:after="160" w:line="259" w:lineRule="auto"/>
-      <w:ind w:left="0" w:right="0" w:firstLine="0"/>
-      <w:jc w:val="left"/>
-      <w:outlineLvl w:val="9"/>
+      <w:spacing w:after="160" w:line="259" w:lineRule="auto"/>
     </w:pPr>
     <w:rPr>
-      <w:rFonts w:ascii="Calibri" w:cs="Arial Unicode MS" w:hAnsi="Calibri" w:eastAsia="Arial Unicode MS"/>
-      <w:b w:val="0"/>
-      <w:bCs w:val="0"/>
-      <w:i w:val="0"/>
-      <w:iCs w:val="0"/>
-      <w:caps w:val="0"/>
-      <w:smallCaps w:val="0"/>
-      <w:strike w:val="0"/>
-      <w:dstrike w:val="0"/>
-      <w:outline w:val="0"/>
+      <w:rFonts w:ascii="Calibri" w:hAnsi="Calibri" w:cs="Arial Unicode MS"/>
       <w:color w:val="000000"/>
-      <w:spacing w:val="0"/>
-      <w:kern w:val="0"/>
-      <w:position w:val="0"/>
       <w:sz w:val="22"/>
       <w:szCs w:val="22"/>
-      <w:u w:val="none" w:color="000000"/>
-      <w:shd w:val="nil" w:color="auto" w:fill="auto"/>
-      <w:vertAlign w:val="baseline"/>
-      <w:lang w:val="it-IT"/>
-      <w14:textOutline>
+      <w:u w:color="000000"/>
+      <w14:textOutline w14:w="0" w14:cap="flat" w14:cmpd="sng" w14:algn="ctr">
         <w14:noFill/>
+        <w14:prstDash w14:val="solid"/>
+        <w14:bevel/>
       </w14:textOutline>
-      <w14:textFill>
-        <w14:solidFill>
-          <w14:srgbClr w14:val="000000"/>
-        </w14:solidFill>
-      </w14:textFill>
     </w:rPr>
   </w:style>
-  <w:style w:type="paragraph" w:styleId="List Paragraph">
+  <w:style w:type="paragraph" w:styleId="ListParagraph">
     <w:name w:val="List Paragraph"/>
-    <w:next w:val="List Paragraph"/>
     <w:pPr>
-      <w:keepNext w:val="0"/>
-      <w:keepLines w:val="0"/>
-      <w:pageBreakBefore w:val="0"/>
-      <w:widowControl w:val="1"/>
-      <w:shd w:val="clear" w:color="auto" w:fill="auto"/>
-      <w:suppressAutoHyphens w:val="0"/>
-      <w:bidi w:val="0"/>
-      <w:spacing w:before="0" w:after="160" w:line="259" w:lineRule="auto"/>
-      <w:ind w:left="720" w:right="0" w:firstLine="0"/>
-      <w:jc w:val="left"/>
-      <w:outlineLvl w:val="9"/>
+      <w:spacing w:after="160" w:line="259" w:lineRule="auto"/>
+      <w:ind w:left="720"/>
     </w:pPr>
     <w:rPr>
-      <w:rFonts w:ascii="Calibri" w:cs="Arial Unicode MS" w:hAnsi="Calibri" w:eastAsia="Arial Unicode MS"/>
-      <w:b w:val="0"/>
-      <w:bCs w:val="0"/>
-      <w:i w:val="0"/>
-      <w:iCs w:val="0"/>
-      <w:caps w:val="0"/>
-      <w:smallCaps w:val="0"/>
-      <w:strike w:val="0"/>
-      <w:dstrike w:val="0"/>
-      <w:outline w:val="0"/>
+      <w:rFonts w:ascii="Calibri" w:hAnsi="Calibri" w:cs="Arial Unicode MS"/>
       <w:color w:val="000000"/>
-      <w:spacing w:val="0"/>
-      <w:kern w:val="0"/>
-      <w:position w:val="0"/>
       <w:sz w:val="22"/>
       <w:szCs w:val="22"/>
-      <w:u w:val="none" w:color="000000"/>
-      <w:shd w:val="nil" w:color="auto" w:fill="auto"/>
-      <w:vertAlign w:val="baseline"/>
-      <w:lang w:val="it-IT"/>
-      <w14:textFill>
-        <w14:solidFill>
-          <w14:srgbClr w14:val="000000"/>
-        </w14:solidFill>
-      </w14:textFill>
+      <w:u w:color="000000"/>
     </w:rPr>
   </w:style>
-  <w:style w:type="numbering" w:styleId="Imported Style 1">
+  <w:style w:type="numbering" w:customStyle="1" w:styleId="ImportedStyle1">
     <w:name w:val="Imported Style 1"/>
     <w:pPr>
       <w:numPr>
@@ -1931,55 +1901,47 @@
       </w:numPr>
     </w:pPr>
   </w:style>
-  <w:style w:type="paragraph" w:styleId="Normal (Web)">
+  <w:style w:type="paragraph" w:styleId="NormalWeb">
     <w:name w:val="Normal (Web)"/>
-    <w:next w:val="Normal (Web)"/>
     <w:pPr>
-      <w:keepNext w:val="0"/>
-      <w:keepLines w:val="0"/>
-      <w:pageBreakBefore w:val="0"/>
-      <w:widowControl w:val="1"/>
-      <w:shd w:val="clear" w:color="auto" w:fill="auto"/>
-      <w:suppressAutoHyphens w:val="0"/>
-      <w:bidi w:val="0"/>
-      <w:spacing w:before="100" w:after="100" w:line="240" w:lineRule="auto"/>
-      <w:ind w:left="0" w:right="0" w:firstLine="0"/>
-      <w:jc w:val="left"/>
-      <w:outlineLvl w:val="9"/>
+      <w:spacing w:before="100" w:after="100"/>
     </w:pPr>
     <w:rPr>
-      <w:rFonts w:ascii="Times New Roman" w:cs="Times New Roman" w:hAnsi="Times New Roman" w:eastAsia="Times New Roman"/>
-      <w:b w:val="0"/>
-      <w:bCs w:val="0"/>
-      <w:i w:val="0"/>
-      <w:iCs w:val="0"/>
-      <w:caps w:val="0"/>
-      <w:smallCaps w:val="0"/>
-      <w:strike w:val="0"/>
-      <w:dstrike w:val="0"/>
-      <w:outline w:val="0"/>
+      <w:rFonts w:eastAsia="Times New Roman"/>
       <w:color w:val="000000"/>
-      <w:spacing w:val="0"/>
-      <w:kern w:val="0"/>
-      <w:position w:val="0"/>
       <w:sz w:val="24"/>
       <w:szCs w:val="24"/>
-      <w:u w:val="none" w:color="000000"/>
-      <w:shd w:val="nil" w:color="auto" w:fill="auto"/>
-      <w:vertAlign w:val="baseline"/>
+      <w:u w:color="000000"/>
       <w:lang w:val="en-US"/>
-      <w14:textFill>
-        <w14:solidFill>
-          <w14:srgbClr w14:val="000000"/>
-        </w14:solidFill>
-      </w14:textFill>
+    </w:rPr>
+  </w:style>
+  <w:style w:type="paragraph" w:styleId="Revision">
+    <w:name w:val="Revision"/>
+    <w:hidden/>
+    <w:uiPriority w:val="99"/>
+    <w:semiHidden/>
+    <w:rsid w:val="007E06D9"/>
+    <w:pPr>
+      <w:pBdr>
+        <w:top w:val="none" w:sz="0" w:space="0" w:color="auto"/>
+        <w:left w:val="none" w:sz="0" w:space="0" w:color="auto"/>
+        <w:bottom w:val="none" w:sz="0" w:space="0" w:color="auto"/>
+        <w:right w:val="none" w:sz="0" w:space="0" w:color="auto"/>
+        <w:between w:val="none" w:sz="0" w:space="0" w:color="auto"/>
+        <w:bar w:val="none" w:sz="0" w:color="auto"/>
+      </w:pBdr>
+    </w:pPr>
+    <w:rPr>
+      <w:sz w:val="24"/>
+      <w:szCs w:val="24"/>
+      <w:lang w:val="en-US" w:eastAsia="en-US"/>
     </w:rPr>
   </w:style>
 </w:styles>
 </file>
 
 <file path=word/theme/theme1.xml><?xml version="1.0" encoding="utf-8"?>
-<a:theme xmlns:a="http://schemas.openxmlformats.org/drawingml/2006/main" xmlns:r="http://schemas.openxmlformats.org/officeDocument/2006/relationships" name="Tema di Office">
+<a:theme xmlns:a="http://schemas.openxmlformats.org/drawingml/2006/main" name="Tema di Office">
   <a:themeElements>
     <a:clrScheme name="Tema di Office">
       <a:dk1>
@@ -2181,7 +2143,7 @@
         <a:effectLst/>
         <a:sp3d/>
       </a:spPr>
-      <a:bodyPr rot="0" spcFirstLastPara="1" vertOverflow="overflow" horzOverflow="overflow" vert="horz" wrap="square" lIns="45719" tIns="45719" rIns="45719" bIns="45719" numCol="1" spcCol="38100" rtlCol="0" anchor="ctr" upright="0">
+      <a:bodyPr rot="0" spcFirstLastPara="1" vertOverflow="overflow" horzOverflow="overflow" vert="horz" wrap="square" lIns="45719" tIns="45719" rIns="45719" bIns="45719" numCol="1" spcCol="38100" rtlCol="0" anchor="ctr">
         <a:spAutoFit/>
       </a:bodyPr>
       <a:lstStyle>
@@ -2200,7 +2162,7 @@
           <a:buFontTx/>
           <a:buNone/>
           <a:tabLst/>
-          <a:defRPr b="0" baseline="0" cap="none" i="0" spc="0" strike="noStrike" sz="1800" u="none" kumimoji="0" normalizeH="0">
+          <a:defRPr kumimoji="0" sz="1800" b="0" i="0" u="none" strike="noStrike" cap="none" spc="0" normalizeH="0" baseline="0">
             <a:ln>
               <a:noFill/>
             </a:ln>
@@ -2230,7 +2192,7 @@
           <a:buFontTx/>
           <a:buNone/>
           <a:tabLst/>
-          <a:defRPr b="0" baseline="0" cap="none" i="0" spc="0" strike="noStrike" sz="1800" u="none" kumimoji="0" normalizeH="0">
+          <a:defRPr kumimoji="0" sz="1800" b="0" i="0" u="none" strike="noStrike" cap="none" spc="0" normalizeH="0" baseline="0">
             <a:ln>
               <a:noFill/>
             </a:ln>
@@ -2256,7 +2218,7 @@
           <a:buFontTx/>
           <a:buNone/>
           <a:tabLst/>
-          <a:defRPr b="0" baseline="0" cap="none" i="0" spc="0" strike="noStrike" sz="1800" u="none" kumimoji="0" normalizeH="0">
+          <a:defRPr kumimoji="0" sz="1800" b="0" i="0" u="none" strike="noStrike" cap="none" spc="0" normalizeH="0" baseline="0">
             <a:ln>
               <a:noFill/>
             </a:ln>
@@ -2282,7 +2244,7 @@
           <a:buFontTx/>
           <a:buNone/>
           <a:tabLst/>
-          <a:defRPr b="0" baseline="0" cap="none" i="0" spc="0" strike="noStrike" sz="1800" u="none" kumimoji="0" normalizeH="0">
+          <a:defRPr kumimoji="0" sz="1800" b="0" i="0" u="none" strike="noStrike" cap="none" spc="0" normalizeH="0" baseline="0">
             <a:ln>
               <a:noFill/>
             </a:ln>
@@ -2308,7 +2270,7 @@
           <a:buFontTx/>
           <a:buNone/>
           <a:tabLst/>
-          <a:defRPr b="0" baseline="0" cap="none" i="0" spc="0" strike="noStrike" sz="1800" u="none" kumimoji="0" normalizeH="0">
+          <a:defRPr kumimoji="0" sz="1800" b="0" i="0" u="none" strike="noStrike" cap="none" spc="0" normalizeH="0" baseline="0">
             <a:ln>
               <a:noFill/>
             </a:ln>
@@ -2334,7 +2296,7 @@
           <a:buFontTx/>
           <a:buNone/>
           <a:tabLst/>
-          <a:defRPr b="0" baseline="0" cap="none" i="0" spc="0" strike="noStrike" sz="1800" u="none" kumimoji="0" normalizeH="0">
+          <a:defRPr kumimoji="0" sz="1800" b="0" i="0" u="none" strike="noStrike" cap="none" spc="0" normalizeH="0" baseline="0">
             <a:ln>
               <a:noFill/>
             </a:ln>
@@ -2360,7 +2322,7 @@
           <a:buFontTx/>
           <a:buNone/>
           <a:tabLst/>
-          <a:defRPr b="0" baseline="0" cap="none" i="0" spc="0" strike="noStrike" sz="1800" u="none" kumimoji="0" normalizeH="0">
+          <a:defRPr kumimoji="0" sz="1800" b="0" i="0" u="none" strike="noStrike" cap="none" spc="0" normalizeH="0" baseline="0">
             <a:ln>
               <a:noFill/>
             </a:ln>
@@ -2386,7 +2348,7 @@
           <a:buFontTx/>
           <a:buNone/>
           <a:tabLst/>
-          <a:defRPr b="0" baseline="0" cap="none" i="0" spc="0" strike="noStrike" sz="1800" u="none" kumimoji="0" normalizeH="0">
+          <a:defRPr kumimoji="0" sz="1800" b="0" i="0" u="none" strike="noStrike" cap="none" spc="0" normalizeH="0" baseline="0">
             <a:ln>
               <a:noFill/>
             </a:ln>
@@ -2412,7 +2374,7 @@
           <a:buFontTx/>
           <a:buNone/>
           <a:tabLst/>
-          <a:defRPr b="0" baseline="0" cap="none" i="0" spc="0" strike="noStrike" sz="1800" u="none" kumimoji="0" normalizeH="0">
+          <a:defRPr kumimoji="0" sz="1800" b="0" i="0" u="none" strike="noStrike" cap="none" spc="0" normalizeH="0" baseline="0">
             <a:ln>
               <a:noFill/>
             </a:ln>
@@ -2438,7 +2400,7 @@
           <a:buFontTx/>
           <a:buNone/>
           <a:tabLst/>
-          <a:defRPr b="0" baseline="0" cap="none" i="0" spc="0" strike="noStrike" sz="1800" u="none" kumimoji="0" normalizeH="0">
+          <a:defRPr kumimoji="0" sz="1800" b="0" i="0" u="none" strike="noStrike" cap="none" spc="0" normalizeH="0" baseline="0">
             <a:ln>
               <a:noFill/>
             </a:ln>
@@ -2451,9 +2413,15 @@
         </a:lvl9pPr>
       </a:lstStyle>
       <a:style>
-        <a:lnRef idx="0"/>
-        <a:fillRef idx="0"/>
-        <a:effectRef idx="0"/>
+        <a:lnRef idx="0">
+          <a:scrgbClr r="0" g="0" b="0"/>
+        </a:lnRef>
+        <a:fillRef idx="0">
+          <a:scrgbClr r="0" g="0" b="0"/>
+        </a:fillRef>
+        <a:effectRef idx="0">
+          <a:scrgbClr r="0" g="0" b="0"/>
+        </a:effectRef>
         <a:fontRef idx="none"/>
       </a:style>
     </a:spDef>
@@ -2470,7 +2438,7 @@
         <a:effectLst/>
         <a:sp3d/>
       </a:spPr>
-      <a:bodyPr rot="0" spcFirstLastPara="1" vertOverflow="overflow" horzOverflow="overflow" vert="horz" wrap="square" lIns="91439" tIns="45719" rIns="91439" bIns="45719" numCol="1" spcCol="38100" rtlCol="0" anchor="t" upright="0">
+      <a:bodyPr rot="0" spcFirstLastPara="1" vertOverflow="overflow" horzOverflow="overflow" vert="horz" wrap="square" lIns="91439" tIns="45719" rIns="91439" bIns="45719" numCol="1" spcCol="38100" rtlCol="0" anchor="t">
         <a:noAutofit/>
       </a:bodyPr>
       <a:lstStyle>
@@ -2489,7 +2457,7 @@
           <a:buFontTx/>
           <a:buNone/>
           <a:tabLst/>
-          <a:defRPr b="0" baseline="0" cap="none" i="0" spc="0" strike="noStrike" sz="1800" u="none" kumimoji="0" normalizeH="0">
+          <a:defRPr kumimoji="0" sz="1800" b="0" i="0" u="none" strike="noStrike" cap="none" spc="0" normalizeH="0" baseline="0">
             <a:ln>
               <a:noFill/>
             </a:ln>
@@ -2515,7 +2483,7 @@
           <a:buFontTx/>
           <a:buNone/>
           <a:tabLst/>
-          <a:defRPr b="0" baseline="0" cap="none" i="0" spc="0" strike="noStrike" sz="1800" u="none" kumimoji="0" normalizeH="0">
+          <a:defRPr kumimoji="0" sz="1800" b="0" i="0" u="none" strike="noStrike" cap="none" spc="0" normalizeH="0" baseline="0">
             <a:ln>
               <a:noFill/>
             </a:ln>
@@ -2541,7 +2509,7 @@
           <a:buFontTx/>
           <a:buNone/>
           <a:tabLst/>
-          <a:defRPr b="0" baseline="0" cap="none" i="0" spc="0" strike="noStrike" sz="1800" u="none" kumimoji="0" normalizeH="0">
+          <a:defRPr kumimoji="0" sz="1800" b="0" i="0" u="none" strike="noStrike" cap="none" spc="0" normalizeH="0" baseline="0">
             <a:ln>
               <a:noFill/>
             </a:ln>
@@ -2567,7 +2535,7 @@
           <a:buFontTx/>
           <a:buNone/>
           <a:tabLst/>
-          <a:defRPr b="0" baseline="0" cap="none" i="0" spc="0" strike="noStrike" sz="1800" u="none" kumimoji="0" normalizeH="0">
+          <a:defRPr kumimoji="0" sz="1800" b="0" i="0" u="none" strike="noStrike" cap="none" spc="0" normalizeH="0" baseline="0">
             <a:ln>
               <a:noFill/>
             </a:ln>
@@ -2593,7 +2561,7 @@
           <a:buFontTx/>
           <a:buNone/>
           <a:tabLst/>
-          <a:defRPr b="0" baseline="0" cap="none" i="0" spc="0" strike="noStrike" sz="1800" u="none" kumimoji="0" normalizeH="0">
+          <a:defRPr kumimoji="0" sz="1800" b="0" i="0" u="none" strike="noStrike" cap="none" spc="0" normalizeH="0" baseline="0">
             <a:ln>
               <a:noFill/>
             </a:ln>
@@ -2619,7 +2587,7 @@
           <a:buFontTx/>
           <a:buNone/>
           <a:tabLst/>
-          <a:defRPr b="0" baseline="0" cap="none" i="0" spc="0" strike="noStrike" sz="1800" u="none" kumimoji="0" normalizeH="0">
+          <a:defRPr kumimoji="0" sz="1800" b="0" i="0" u="none" strike="noStrike" cap="none" spc="0" normalizeH="0" baseline="0">
             <a:ln>
               <a:noFill/>
             </a:ln>
@@ -2645,7 +2613,7 @@
           <a:buFontTx/>
           <a:buNone/>
           <a:tabLst/>
-          <a:defRPr b="0" baseline="0" cap="none" i="0" spc="0" strike="noStrike" sz="1800" u="none" kumimoji="0" normalizeH="0">
+          <a:defRPr kumimoji="0" sz="1800" b="0" i="0" u="none" strike="noStrike" cap="none" spc="0" normalizeH="0" baseline="0">
             <a:ln>
               <a:noFill/>
             </a:ln>
@@ -2671,7 +2639,7 @@
           <a:buFontTx/>
           <a:buNone/>
           <a:tabLst/>
-          <a:defRPr b="0" baseline="0" cap="none" i="0" spc="0" strike="noStrike" sz="1800" u="none" kumimoji="0" normalizeH="0">
+          <a:defRPr kumimoji="0" sz="1800" b="0" i="0" u="none" strike="noStrike" cap="none" spc="0" normalizeH="0" baseline="0">
             <a:ln>
               <a:noFill/>
             </a:ln>
@@ -2697,7 +2665,7 @@
           <a:buFontTx/>
           <a:buNone/>
           <a:tabLst/>
-          <a:defRPr b="0" baseline="0" cap="none" i="0" spc="0" strike="noStrike" sz="1800" u="none" kumimoji="0" normalizeH="0">
+          <a:defRPr kumimoji="0" sz="1800" b="0" i="0" u="none" strike="noStrike" cap="none" spc="0" normalizeH="0" baseline="0">
             <a:ln>
               <a:noFill/>
             </a:ln>
@@ -2723,7 +2691,7 @@
           <a:buFontTx/>
           <a:buNone/>
           <a:tabLst/>
-          <a:defRPr b="0" baseline="0" cap="none" i="0" spc="0" strike="noStrike" sz="1800" u="none" kumimoji="0" normalizeH="0">
+          <a:defRPr kumimoji="0" sz="1800" b="0" i="0" u="none" strike="noStrike" cap="none" spc="0" normalizeH="0" baseline="0">
             <a:ln>
               <a:noFill/>
             </a:ln>
@@ -2736,9 +2704,15 @@
         </a:lvl9pPr>
       </a:lstStyle>
       <a:style>
-        <a:lnRef idx="0"/>
-        <a:fillRef idx="0"/>
-        <a:effectRef idx="0"/>
+        <a:lnRef idx="0">
+          <a:scrgbClr r="0" g="0" b="0"/>
+        </a:lnRef>
+        <a:fillRef idx="0">
+          <a:scrgbClr r="0" g="0" b="0"/>
+        </a:fillRef>
+        <a:effectRef idx="0">
+          <a:scrgbClr r="0" g="0" b="0"/>
+        </a:effectRef>
         <a:fontRef idx="none"/>
       </a:style>
     </a:lnDef>
@@ -2752,7 +2726,7 @@
         <a:effectLst/>
         <a:sp3d/>
       </a:spPr>
-      <a:bodyPr rot="0" spcFirstLastPara="1" vertOverflow="overflow" horzOverflow="overflow" vert="horz" wrap="square" lIns="45719" tIns="45719" rIns="45719" bIns="45719" numCol="1" spcCol="38100" rtlCol="0" anchor="t" upright="0">
+      <a:bodyPr rot="0" spcFirstLastPara="1" vertOverflow="overflow" horzOverflow="overflow" vert="horz" wrap="square" lIns="45719" tIns="45719" rIns="45719" bIns="45719" numCol="1" spcCol="38100" rtlCol="0" anchor="t">
         <a:spAutoFit/>
       </a:bodyPr>
       <a:lstStyle>
@@ -2771,7 +2745,7 @@
           <a:buFontTx/>
           <a:buNone/>
           <a:tabLst/>
-          <a:defRPr b="0" baseline="0" cap="none" i="0" spc="0" strike="noStrike" sz="1800" u="none" kumimoji="0" normalizeH="0">
+          <a:defRPr kumimoji="0" sz="1800" b="0" i="0" u="none" strike="noStrike" cap="none" spc="0" normalizeH="0" baseline="0">
             <a:ln>
               <a:noFill/>
             </a:ln>
@@ -2801,7 +2775,7 @@
           <a:buFontTx/>
           <a:buNone/>
           <a:tabLst/>
-          <a:defRPr b="0" baseline="0" cap="none" i="0" spc="0" strike="noStrike" sz="1800" u="none" kumimoji="0" normalizeH="0">
+          <a:defRPr kumimoji="0" sz="1800" b="0" i="0" u="none" strike="noStrike" cap="none" spc="0" normalizeH="0" baseline="0">
             <a:ln>
               <a:noFill/>
             </a:ln>
@@ -2827,7 +2801,7 @@
           <a:buFontTx/>
           <a:buNone/>
           <a:tabLst/>
-          <a:defRPr b="0" baseline="0" cap="none" i="0" spc="0" strike="noStrike" sz="1800" u="none" kumimoji="0" normalizeH="0">
+          <a:defRPr kumimoji="0" sz="1800" b="0" i="0" u="none" strike="noStrike" cap="none" spc="0" normalizeH="0" baseline="0">
             <a:ln>
               <a:noFill/>
             </a:ln>
@@ -2853,7 +2827,7 @@
           <a:buFontTx/>
           <a:buNone/>
           <a:tabLst/>
-          <a:defRPr b="0" baseline="0" cap="none" i="0" spc="0" strike="noStrike" sz="1800" u="none" kumimoji="0" normalizeH="0">
+          <a:defRPr kumimoji="0" sz="1800" b="0" i="0" u="none" strike="noStrike" cap="none" spc="0" normalizeH="0" baseline="0">
             <a:ln>
               <a:noFill/>
             </a:ln>
@@ -2879,7 +2853,7 @@
           <a:buFontTx/>
           <a:buNone/>
           <a:tabLst/>
-          <a:defRPr b="0" baseline="0" cap="none" i="0" spc="0" strike="noStrike" sz="1800" u="none" kumimoji="0" normalizeH="0">
+          <a:defRPr kumimoji="0" sz="1800" b="0" i="0" u="none" strike="noStrike" cap="none" spc="0" normalizeH="0" baseline="0">
             <a:ln>
               <a:noFill/>
             </a:ln>
@@ -2905,7 +2879,7 @@
           <a:buFontTx/>
           <a:buNone/>
           <a:tabLst/>
-          <a:defRPr b="0" baseline="0" cap="none" i="0" spc="0" strike="noStrike" sz="1800" u="none" kumimoji="0" normalizeH="0">
+          <a:defRPr kumimoji="0" sz="1800" b="0" i="0" u="none" strike="noStrike" cap="none" spc="0" normalizeH="0" baseline="0">
             <a:ln>
               <a:noFill/>
             </a:ln>
@@ -2931,7 +2905,7 @@
           <a:buFontTx/>
           <a:buNone/>
           <a:tabLst/>
-          <a:defRPr b="0" baseline="0" cap="none" i="0" spc="0" strike="noStrike" sz="1800" u="none" kumimoji="0" normalizeH="0">
+          <a:defRPr kumimoji="0" sz="1800" b="0" i="0" u="none" strike="noStrike" cap="none" spc="0" normalizeH="0" baseline="0">
             <a:ln>
               <a:noFill/>
             </a:ln>
@@ -2957,7 +2931,7 @@
           <a:buFontTx/>
           <a:buNone/>
           <a:tabLst/>
-          <a:defRPr b="0" baseline="0" cap="none" i="0" spc="0" strike="noStrike" sz="1800" u="none" kumimoji="0" normalizeH="0">
+          <a:defRPr kumimoji="0" sz="1800" b="0" i="0" u="none" strike="noStrike" cap="none" spc="0" normalizeH="0" baseline="0">
             <a:ln>
               <a:noFill/>
             </a:ln>
@@ -2983,7 +2957,7 @@
           <a:buFontTx/>
           <a:buNone/>
           <a:tabLst/>
-          <a:defRPr b="0" baseline="0" cap="none" i="0" spc="0" strike="noStrike" sz="1800" u="none" kumimoji="0" normalizeH="0">
+          <a:defRPr kumimoji="0" sz="1800" b="0" i="0" u="none" strike="noStrike" cap="none" spc="0" normalizeH="0" baseline="0">
             <a:ln>
               <a:noFill/>
             </a:ln>
@@ -3009,7 +2983,7 @@
           <a:buFontTx/>
           <a:buNone/>
           <a:tabLst/>
-          <a:defRPr b="0" baseline="0" cap="none" i="0" spc="0" strike="noStrike" sz="1800" u="none" kumimoji="0" normalizeH="0">
+          <a:defRPr kumimoji="0" sz="1800" b="0" i="0" u="none" strike="noStrike" cap="none" spc="0" normalizeH="0" baseline="0">
             <a:ln>
               <a:noFill/>
             </a:ln>
@@ -3022,12 +2996,19 @@
         </a:lvl9pPr>
       </a:lstStyle>
       <a:style>
-        <a:lnRef idx="0"/>
-        <a:fillRef idx="0"/>
-        <a:effectRef idx="0"/>
+        <a:lnRef idx="0">
+          <a:scrgbClr r="0" g="0" b="0"/>
+        </a:lnRef>
+        <a:fillRef idx="0">
+          <a:scrgbClr r="0" g="0" b="0"/>
+        </a:fillRef>
+        <a:effectRef idx="0">
+          <a:scrgbClr r="0" g="0" b="0"/>
+        </a:effectRef>
         <a:fontRef idx="none"/>
       </a:style>
     </a:txDef>
   </a:objectDefaults>
+  <a:extraClrSchemeLst/>
 </a:theme>
 </file>